--- a/rapports/16_02_2026/THIMBANE/coh_EQ6_sup_013301130043.docx
+++ b/rapports/16_02_2026/THIMBANE/coh_EQ6_sup_013301130043.docx
@@ -25,7 +25,7 @@
         <w:br/>
         <w:t>Grappe: 013301130043</w:t>
         <w:br/>
-        <w:t>Date: 16/02/2026 a 12:41</w:t>
+        <w:t>Date: 16/02/2026 a 12:58</w:t>
       </w:r>
     </w:p>
     <w:p/>
@@ -4860,7 +4860,7 @@
         <w:rPr>
           <w:sz w:val="20"/>
         </w:rPr>
-        <w:t>- Le montant obtenus sur les services rendus par l'entreprise elle vend des habits pour enfant au cours des 30 derniers jours ou durant le dernier mois où l'entreprise a fonctionné n'a pas été renseigné, prière de mettre de 0 si l'entreprise n'a pas rendu de service. Prière de renseigner les montants dans les champs (s10q46 s10q47 s10q48 s10q49 s10q50 s10q51 s10q52 s10q53 s10q54 s10q55 s10q56 s10q57), mettre 0 si l'entreprise elle vend des habits pour enfant n'a pas effectué des dépenses ou faire des reventes des marchandises ou des produits ou rendre de service.Cette entreprise elle vend des habits pour enfant dit avoir obtenu une valeur sur les marchandises vendu en etat, les marchandises vendu après transformation et les services rendus. Prière de corriger. Cette entreprise elle vend des habits pour enfant dit avoir obtenu une valeur sur les marchandises vendu en etat et les marchandises vendu après transformation. La main d'oeuvre familiale pour oumy dieme ayant travaillé dans cette entreprise elle vend des habits pour enfant aucours des 12 derniers mois n'est pas renseigner. Prière de reneigner toutes les informations qui lui concerne. La main d'oeuvre sariale de oumy dieme ayant travaillé dans cette entreprise elle vend des habits pour enfant aucours des 30 derniers jours n'est pas renseigner. Prière de reneigner toutes les informations qui lui concerne.</w:t>
+        <w:t>- Le montant obtenus sur les services rendus par l'entreprise elle vend des habits pour enfant au cours des 30 derniers jours ou durant le dernier mois où l'entreprise a fonctionné n'a pas été renseigné, prière de mettre de 0 si l'entreprise n'a pas rendu de service. Prière de renseigner les montants dans les champs (s10q46 s10q47 s10q48 s10q49 s10q50 s10q51 s10q52 s10q53 s10q54 s10q55 s10q56 s10q57), mettre 0 si l'entreprise elle vend des habits pour enfant n'a pas effectué des dépenses ou faire des reventes des marchandises ou des produits ou rendre de service.Cette entreprise elle vend des habits pour enfant dit avoir obtenu une valeur sur les marchandises vendu en etat, les marchandises vendu après transformation et les services rendus. Prière de corriger. Cette entreprise elle vend des habits pour enfant dit avoir obtenu une valeur sur les marchandises vendu en etat et les marchandises vendu après transformation. La main d'oeuvre familiale pour ramatoulaye goudiaby ayant travaillé dans cette entreprise elle vend des habits pour enfant aucours des 12 derniers mois n'est pas renseigner. Prière de reneigner toutes les informations qui lui concerne. La main d'oeuvre sariale de ramatoulaye goudiaby ayant travaillé dans cette entreprise elle vend des habits pour enfant aucours des 30 derniers jours n'est pas renseigner. Prière de reneigner toutes les informations qui lui concerne.</w:t>
       </w:r>
     </w:p>
     <w:p>

--- a/rapports/16_02_2026/THIMBANE/coh_EQ6_sup_013301130043.docx
+++ b/rapports/16_02_2026/THIMBANE/coh_EQ6_sup_013301130043.docx
@@ -25,7 +25,7 @@
         <w:br/>
         <w:t>Grappe: 013301130043</w:t>
         <w:br/>
-        <w:t>Date: 16/02/2026 a 12:58</w:t>
+        <w:t>Date: 16/02/2026 a 13:06</w:t>
       </w:r>
     </w:p>
     <w:p/>
@@ -199,6 +199,38 @@
           </w:tcPr>
           <w:p>
             <w:r>
+              <w:t>Section0</w:t>
+            </w:r>
+          </w:p>
+        </w:tc>
+        <w:tc>
+          <w:tcPr>
+            <w:tcW w:type="dxa" w:w="3324"/>
+          </w:tcPr>
+          <w:p>
+            <w:r>
+              <w:t>Identification et renseignements de controle</w:t>
+            </w:r>
+          </w:p>
+        </w:tc>
+        <w:tc>
+          <w:tcPr>
+            <w:tcW w:type="dxa" w:w="3324"/>
+          </w:tcPr>
+          <w:p>
+            <w:r>
+              <w:t>12</w:t>
+            </w:r>
+          </w:p>
+        </w:tc>
+      </w:tr>
+      <w:tr>
+        <w:tc>
+          <w:tcPr>
+            <w:tcW w:type="dxa" w:w="3324"/>
+          </w:tcPr>
+          <w:p>
+            <w:r>
               <w:t>Section7b</w:t>
             </w:r>
           </w:p>
@@ -263,6 +295,38 @@
           </w:tcPr>
           <w:p>
             <w:r>
+              <w:t>Section1</w:t>
+            </w:r>
+          </w:p>
+        </w:tc>
+        <w:tc>
+          <w:tcPr>
+            <w:tcW w:type="dxa" w:w="3324"/>
+          </w:tcPr>
+          <w:p>
+            <w:r>
+              <w:t>Caracteristiques des membres</w:t>
+            </w:r>
+          </w:p>
+        </w:tc>
+        <w:tc>
+          <w:tcPr>
+            <w:tcW w:type="dxa" w:w="3324"/>
+          </w:tcPr>
+          <w:p>
+            <w:r>
+              <w:t>9</w:t>
+            </w:r>
+          </w:p>
+        </w:tc>
+      </w:tr>
+      <w:tr>
+        <w:tc>
+          <w:tcPr>
+            <w:tcW w:type="dxa" w:w="3324"/>
+          </w:tcPr>
+          <w:p>
+            <w:r>
               <w:t>Section2</w:t>
             </w:r>
           </w:p>
@@ -283,103 +347,7 @@
           </w:tcPr>
           <w:p>
             <w:r>
-              <w:t>11</w:t>
-            </w:r>
-          </w:p>
-        </w:tc>
-      </w:tr>
-      <w:tr>
-        <w:tc>
-          <w:tcPr>
-            <w:tcW w:type="dxa" w:w="3324"/>
-          </w:tcPr>
-          <w:p>
-            <w:r>
-              <w:t>Section12</w:t>
-            </w:r>
-          </w:p>
-        </w:tc>
-        <w:tc>
-          <w:tcPr>
-            <w:tcW w:type="dxa" w:w="3324"/>
-          </w:tcPr>
-          <w:p>
-            <w:r>
-              <w:t>Actifs du menage</w:t>
-            </w:r>
-          </w:p>
-        </w:tc>
-        <w:tc>
-          <w:tcPr>
-            <w:tcW w:type="dxa" w:w="3324"/>
-          </w:tcPr>
-          <w:p>
-            <w:r>
-              <w:t>11</w:t>
-            </w:r>
-          </w:p>
-        </w:tc>
-      </w:tr>
-      <w:tr>
-        <w:tc>
-          <w:tcPr>
-            <w:tcW w:type="dxa" w:w="3324"/>
-          </w:tcPr>
-          <w:p>
-            <w:r>
-              <w:t>Section0</w:t>
-            </w:r>
-          </w:p>
-        </w:tc>
-        <w:tc>
-          <w:tcPr>
-            <w:tcW w:type="dxa" w:w="3324"/>
-          </w:tcPr>
-          <w:p>
-            <w:r>
-              <w:t>Identification et renseignements de controle</w:t>
-            </w:r>
-          </w:p>
-        </w:tc>
-        <w:tc>
-          <w:tcPr>
-            <w:tcW w:type="dxa" w:w="3324"/>
-          </w:tcPr>
-          <w:p>
-            <w:r>
-              <w:t>10</w:t>
-            </w:r>
-          </w:p>
-        </w:tc>
-      </w:tr>
-      <w:tr>
-        <w:tc>
-          <w:tcPr>
-            <w:tcW w:type="dxa" w:w="3324"/>
-          </w:tcPr>
-          <w:p>
-            <w:r>
-              <w:t>Section1</w:t>
-            </w:r>
-          </w:p>
-        </w:tc>
-        <w:tc>
-          <w:tcPr>
-            <w:tcW w:type="dxa" w:w="3324"/>
-          </w:tcPr>
-          <w:p>
-            <w:r>
-              <w:t>Caracteristiques des membres</w:t>
-            </w:r>
-          </w:p>
-        </w:tc>
-        <w:tc>
-          <w:tcPr>
-            <w:tcW w:type="dxa" w:w="3324"/>
-          </w:tcPr>
-          <w:p>
-            <w:r>
-              <w:t>10</w:t>
+              <w:t>9</w:t>
             </w:r>
           </w:p>
         </w:tc>
@@ -402,70 +370,6 @@
           <w:p>
             <w:r>
               <w:t>Emploi - Activite principale</w:t>
-            </w:r>
-          </w:p>
-        </w:tc>
-        <w:tc>
-          <w:tcPr>
-            <w:tcW w:type="dxa" w:w="3324"/>
-          </w:tcPr>
-          <w:p>
-            <w:r>
-              <w:t>10</w:t>
-            </w:r>
-          </w:p>
-        </w:tc>
-      </w:tr>
-      <w:tr>
-        <w:tc>
-          <w:tcPr>
-            <w:tcW w:type="dxa" w:w="3324"/>
-          </w:tcPr>
-          <w:p>
-            <w:r>
-              <w:t>Section9c</w:t>
-            </w:r>
-          </w:p>
-        </w:tc>
-        <w:tc>
-          <w:tcPr>
-            <w:tcW w:type="dxa" w:w="3324"/>
-          </w:tcPr>
-          <w:p>
-            <w:r>
-              <w:t>Depenses non-alimentaires - 30 jours</w:t>
-            </w:r>
-          </w:p>
-        </w:tc>
-        <w:tc>
-          <w:tcPr>
-            <w:tcW w:type="dxa" w:w="3324"/>
-          </w:tcPr>
-          <w:p>
-            <w:r>
-              <w:t>10</w:t>
-            </w:r>
-          </w:p>
-        </w:tc>
-      </w:tr>
-      <w:tr>
-        <w:tc>
-          <w:tcPr>
-            <w:tcW w:type="dxa" w:w="3324"/>
-          </w:tcPr>
-          <w:p>
-            <w:r>
-              <w:t>Section3</w:t>
-            </w:r>
-          </w:p>
-        </w:tc>
-        <w:tc>
-          <w:tcPr>
-            <w:tcW w:type="dxa" w:w="3324"/>
-          </w:tcPr>
-          <w:p>
-            <w:r>
-              <w:t>Sante</w:t>
             </w:r>
           </w:p>
         </w:tc>
@@ -507,7 +411,103 @@
           </w:tcPr>
           <w:p>
             <w:r>
-              <w:t>9</w:t>
+              <w:t>8</w:t>
+            </w:r>
+          </w:p>
+        </w:tc>
+      </w:tr>
+      <w:tr>
+        <w:tc>
+          <w:tcPr>
+            <w:tcW w:type="dxa" w:w="3324"/>
+          </w:tcPr>
+          <w:p>
+            <w:r>
+              <w:t>Section12</w:t>
+            </w:r>
+          </w:p>
+        </w:tc>
+        <w:tc>
+          <w:tcPr>
+            <w:tcW w:type="dxa" w:w="3324"/>
+          </w:tcPr>
+          <w:p>
+            <w:r>
+              <w:t>Actifs du menage</w:t>
+            </w:r>
+          </w:p>
+        </w:tc>
+        <w:tc>
+          <w:tcPr>
+            <w:tcW w:type="dxa" w:w="3324"/>
+          </w:tcPr>
+          <w:p>
+            <w:r>
+              <w:t>7</w:t>
+            </w:r>
+          </w:p>
+        </w:tc>
+      </w:tr>
+      <w:tr>
+        <w:tc>
+          <w:tcPr>
+            <w:tcW w:type="dxa" w:w="3324"/>
+          </w:tcPr>
+          <w:p>
+            <w:r>
+              <w:t>Section4a</w:t>
+            </w:r>
+          </w:p>
+        </w:tc>
+        <w:tc>
+          <w:tcPr>
+            <w:tcW w:type="dxa" w:w="3324"/>
+          </w:tcPr>
+          <w:p>
+            <w:r>
+              <w:t>Emploi</w:t>
+            </w:r>
+          </w:p>
+        </w:tc>
+        <w:tc>
+          <w:tcPr>
+            <w:tcW w:type="dxa" w:w="3324"/>
+          </w:tcPr>
+          <w:p>
+            <w:r>
+              <w:t>5</w:t>
+            </w:r>
+          </w:p>
+        </w:tc>
+      </w:tr>
+      <w:tr>
+        <w:tc>
+          <w:tcPr>
+            <w:tcW w:type="dxa" w:w="3324"/>
+          </w:tcPr>
+          <w:p>
+            <w:r>
+              <w:t>Section9c</w:t>
+            </w:r>
+          </w:p>
+        </w:tc>
+        <w:tc>
+          <w:tcPr>
+            <w:tcW w:type="dxa" w:w="3324"/>
+          </w:tcPr>
+          <w:p>
+            <w:r>
+              <w:t>Depenses non-alimentaires - 30 jours</w:t>
+            </w:r>
+          </w:p>
+        </w:tc>
+        <w:tc>
+          <w:tcPr>
+            <w:tcW w:type="dxa" w:w="3324"/>
+          </w:tcPr>
+          <w:p>
+            <w:r>
+              <w:t>5</w:t>
             </w:r>
           </w:p>
         </w:tc>
@@ -998,7 +998,7 @@
         <w:rPr>
           <w:sz w:val="20"/>
         </w:rPr>
-        <w:t>- Attention ! Le prix unitaire d'achat (200 Fcfa) de Citron en Sachets (Moyen) est relativement faible par rapport aux autres prix observés dans cette zone. Prière de corriger ou de confirmer avec le QG. Attention ! Le prix unitaire d'achat (200 Fcfa) de Courge en Morceau (Portion) (Moyen) est relativement élevé par rapport aux autres prix observés dans cette zone. Prière de corriger ou de confirmer avec le QG. Attention ! Le prix unitaire d'achat (200 Fcfa) de Dattes en Sachets (Petit) est relativement élevé par rapport aux autres prix observés dans cette zone. Prière de corriger ou de confirmer avec le QG. Attention ! Le prix unitaire d'achat (2000 Fcfa) de Choux en Kg (taille unique) est relativement élevé par rapport aux autres prix observés dans cette zone. Prière de corriger ou de confirmer avec le QG. Attention ! Le prix unitaire d'achat (3500 Fcfa) de Concentré de tomate en Boite de tomate/Pot (Moyen) est relativement élevé par rapport aux autres prix observés dans cette zone. Prière de corriger ou de confirmer avec le QG. Attention ! Le prix unitaire d'achat (50 Fcfa) de Biscuits en Sachets (Moyen) est relativement faible par rapport aux autres prix observés dans cette zone. Prière de corriger ou de confirmer avec le QG. Attention ! Soupçons de quantité anormale! Le ménage de ASTA NDIAYE avec une taille de 9 personnes a consommé 5 Kg en taille unique de Pomme de terre qui est relativement élevé comme consommation par rapport à la condition de vie des autres ménages de même taille dans cette zone. Prière de corriger ou de confirmer avec le QG. Avertissement!! La quantité (6 litre) du produit Huile de soja  consommée  par le ménage semble très élevé, prière de corriger ou confirmer avec le QG. Le prix d'achat unitaire (1333.333 Fcfa) de Macaroni en Kg de taille taille unique semble élevé, prière de regarder les reponses prises dans les questions s07bq07a s07bq07b s07bq07c s07bq08 pour mieux corriger. Le prix d'achat unitaire (2000 Fcfa) de Spaghettis en Kg de taille taille unique semble élevé, prière de regarder les reponses prises dans les questions s07bq07a s07bq07b s07bq07c s07bq08 pour mieux corriger. Le prix d'achat unitaire (520 Fcfa) de Riz importé parfumé en Sac (25 Kg) de taille taille unique est très faible, prière de regarder les reponses prises dans les questions s07bq07a s07bq07b s07bq07c s07bq08 pour mieux corriger. Attention ! Le prix unitaire d'achat (520 Fcfa) de Riz importé parfumé en Sac (25 Kg) (taille unique) est relativement faible par rapport aux autres prix observés dans cette zone. Prière de corriger ou de confirmer avec le QG.</w:t>
+        <w:t>- Attention ! Le prix unitaire d'achat (100 Fcfa) de Pain moderne (Rond) en Pièce (Moyen) est relativement faible par rapport aux autres prix observés dans cette zone. Prière de corriger ou de confirmer avec le QG. Attention ! Le prix unitaire d'achat (200 Fcfa) de Citron en Sachets (Moyen) est relativement faible par rapport aux autres prix observés dans cette zone. Prière de corriger ou de confirmer avec le QG. Attention ! Le prix unitaire d'achat (200 Fcfa) de Courge en Morceau (Portion) (Moyen) est relativement élevé par rapport aux autres prix observés dans cette zone. Prière de corriger ou de confirmer avec le QG. Attention ! Le prix unitaire d'achat (200 Fcfa) de Dattes en Sachets (Petit) est relativement élevé par rapport aux autres prix observés dans cette zone. Prière de corriger ou de confirmer avec le QG. Attention ! Le prix unitaire d'achat (2000 Fcfa) de Choux en Kg (taille unique) est relativement élevé par rapport aux autres prix observés dans cette zone. Prière de corriger ou de confirmer avec le QG. Attention ! Le prix unitaire d'achat (3500 Fcfa) de Concentré de tomate en Boite de tomate/Pot (Moyen) est relativement élevé par rapport aux autres prix observés dans cette zone. Prière de corriger ou de confirmer avec le QG. Attention ! Le prix unitaire d'achat (50 Fcfa) de Biscuits en Sachets (Moyen) est relativement faible par rapport aux autres prix observés dans cette zone. Prière de corriger ou de confirmer avec le QG. Attention ! Soupçons de quantité anormale! Le ménage de ASTA NDIAYE avec une taille de 9 personnes a consommé 2 Sachets en Moyen de Sel qui est relativement élevé comme consommation par rapport à la condition de vie des autres ménages de même taille dans cette zone. Prière de corriger ou de confirmer avec le QG. Attention ! Soupçons de quantité anormale! Le ménage de ASTA NDIAYE avec une taille de 9 personnes a consommé 5 Kg en taille unique de Pomme de terre qui est relativement élevé comme consommation par rapport à la condition de vie des autres ménages de même taille dans cette zone. Prière de corriger ou de confirmer avec le QG. Avertissement!! La quantité (6 litre) du produit Huile de soja  consommée  par le ménage semble très élevé, prière de corriger ou confirmer avec le QG. Le prix d'achat unitaire (1333.333 Fcfa) de Macaroni en Kg de taille taille unique semble élevé, prière de regarder les reponses prises dans les questions s07bq07a s07bq07b s07bq07c s07bq08 pour mieux corriger. Le prix d'achat unitaire (2000 Fcfa) de Spaghettis en Kg de taille taille unique semble élevé, prière de regarder les reponses prises dans les questions s07bq07a s07bq07b s07bq07c s07bq08 pour mieux corriger. Le prix d'achat unitaire (520 Fcfa) de Riz importé parfumé en Sac (25 Kg) de taille taille unique est très faible, prière de regarder les reponses prises dans les questions s07bq07a s07bq07b s07bq07c s07bq08 pour mieux corriger. Attention ! Le prix unitaire d'achat (520 Fcfa) de Riz importé parfumé en Sac (25 Kg) (taille unique) est relativement faible par rapport aux autres prix observés dans cette zone. Prière de corriger ou de confirmer avec le QG.</w:t>
       </w:r>
     </w:p>
     <w:p>
@@ -1019,17 +1019,13 @@
         <w:rPr>
           <w:sz w:val="20"/>
         </w:rPr>
-        <w:t xml:space="preserve">- La dernière fois que vous avez acheté Frais de coiffure homme et femme (salon, tressage, mèches, coupe, etc.), manucure, pédicure est salon et semble exister dans les modalités, prière de prendre attache avec le QG pour plus d'explication afin de la classer bien. </w:t>
+        <w:t xml:space="preserve">- La dernière fois que vous avez acheté Frais de blanchiment des vêtements, linge, etc. (Pressing) est dans la consecetion et semble exister dans les modalités, prière de prendre attache avec le QG pour plus d'explication afin de la classer bien. </w:t>
         <w:br/>
-        <w:t xml:space="preserve">- Peu plausible! le montant de la dépense pour  Frais de mouture des céréales semble trop élevé. Veuillez, s'il vous plaît, confirmer cette information avec le QG ou la corriger. </w:t>
+        <w:t xml:space="preserve">-  La dernière fois que vous avez acheté Frais de coiffure homme et femme (salon, tressage, mèches, coupe, etc.), manucure, pédicure est salon et semble exister dans les modalités, prière de prendre attache avec le QG pour plus d'explication afin de la classer bien. </w:t>
         <w:br/>
         <w:t xml:space="preserve">- Peu plausible! le montant de la dépense pour  Savon de toilette, shampoing semble trop élevé. Veuillez, s'il vous plaît, confirmer cette information avec le QG ou la corriger. </w:t>
         <w:br/>
-        <w:t xml:space="preserve">- Peu plausible! le montant de la dépense pour Frais de blanchiment des vêtements, linge, etc. (Pressing) semble trop élevé.Veuillez, s'il vous plaît, confirmer cette information avec le QG ou la corriger.  La dernière fois que vous avez acheté Frais de blanchiment des vêtements, linge, etc. (Pressing) est dans la consecetion et semble exister dans les modalités, prière de prendre attache avec le QG pour plus d'explication afin de la classer bien. </w:t>
-        <w:br/>
-        <w:t xml:space="preserve">- Peu plausible! le montant de la dépense pour Gasoil pour véhicule semble trop élevé.Veuillez, s'il vous plaît, confirmer cette information avec le QG ou la corriger. </w:t>
-        <w:br/>
-        <w:t>- Peu plausible! le montant de la dépense pour Tickect/service de péage urbain semble trop élevé.Veuillez, s'il vous plaît, confirmer cette information avec le QG ou la corriger.</w:t>
+        <w:t>- Peu plausible! le montant de la dépense pour Gasoil pour véhicule semble trop élevé.Veuillez, s'il vous plaît, confirmer cette information avec le QG ou la corriger.</w:t>
       </w:r>
     </w:p>
     <w:p>
@@ -1051,29 +1047,6 @@
           <w:sz w:val="20"/>
         </w:rPr>
         <w:t>- Peu plausible! le montant de la dépense pour Brosse à dents semble trop élevé. Veuillez, s'il vous plaît, confirmer cette information avec le QG ou la corriger.</w:t>
-      </w:r>
-    </w:p>
-    <w:p>
-      <w:r>
-        <w:rPr>
-          <w:b/>
-          <w:color w:val="4672C4"/>
-          <w:sz w:val="22"/>
-        </w:rPr>
-        <w:t>&gt;&gt; Section9e - Depenses non-alimentaires - 6 mois</w:t>
-      </w:r>
-    </w:p>
-    <w:p>
-      <w:pPr>
-        <w:ind w:left="283"/>
-      </w:pPr>
-      <w:r>
-        <w:rPr>
-          <w:sz w:val="20"/>
-        </w:rPr>
-        <w:t xml:space="preserve">- Peu plausible! le montant de la dépense pour Chaussures enfants semble élevé. Veuillez, s'il vous plaît, confirmer cette information avec le QG ou la corriger. </w:t>
-        <w:br/>
-        <w:t>- Peu plausible! le montant de la dépense pour Vêtements enfants (0-14 ans): layette pour bébé, chemise, pantalon garçon, robe fillette, slip enfant, blouses, etc. (Pas inclure les uniformes scolaires) semble élevé. Veuillez, s'il vous plaît, confirmer cette information avec le QG ou la corriger.</w:t>
       </w:r>
     </w:p>
     <w:p>
@@ -1157,15 +1130,9 @@
         <w:rPr>
           <w:sz w:val="20"/>
         </w:rPr>
-        <w:t xml:space="preserve">- Attention ! Lit a été achété à 800000 Fcfa est relativement élevé par rapport aux autres prix d'achat observés dans cette zone. Prière de corriger ou de confirmer avec le QG. Attention ! Lit a été revendu à 800000 Fcfa qui est relativement élevé par rapport aux autres prix de revente observés dans cette zone. Prière de corriger ou de confirmer avec le QG. </w:t>
-        <w:br/>
-        <w:t xml:space="preserve">- Attention ! Téléphone fixe a été revendu à 35000 Fcfa qui est relativement élevé par rapport aux autres prix de revente observés dans cette zone. Prière de corriger ou de confirmer avec le QG. </w:t>
-        <w:br/>
         <w:t xml:space="preserve">- Attention ! Téléphone portable a été achété à 250000 Fcfa est relativement élevé par rapport aux autres prix d'achat observés dans cette zone. Prière de corriger ou de confirmer avec le QG. Attention ! Téléphone portable a été revendu à 250000 Fcfa qui est relativement élevé par rapport aux autres prix de revente observés dans cette zone. Prière de corriger ou de confirmer avec le QG. </w:t>
         <w:br/>
-        <w:t xml:space="preserve">- Attention ! Voiture personnelle a été revendu à 8000000 Fcfa qui est relativement élevé par rapport aux autres prix de revente observés dans cette zone. Prière de corriger ou de confirmer avec le QG. </w:t>
-        <w:br/>
-        <w:t>- Le nombre d'article ( Salon  (Fauteuils et table basse))  dans ce ménages est élevé (4), prière de corriger ou confirmer avec le QG. Attention ! Salon  (Fauteuils et table basse) a été achété à 1000000 Fcfa est relativement élevé par rapport aux autres prix d'achat observés dans cette zone. Prière de corriger ou de confirmer avec le QG. Attention ! Salon  (Fauteuils et table basse) a été revendu à 800000 Fcfa qui est relativement élevé par rapport aux autres prix de revente observés dans cette zone. Prière de corriger ou de confirmer avec le QG.</w:t>
+        <w:t>- Le nombre d'article ( Salon  (Fauteuils et table basse))  dans ce ménages est élevé (4), prière de corriger ou confirmer avec le QG. Attention ! Salon  (Fauteuils et table basse) a été achété à 900000 Fcfa est relativement élevé par rapport aux autres prix d'achat observés dans cette zone. Prière de corriger ou de confirmer avec le QG. Attention ! Salon  (Fauteuils et table basse) a été revendu à 800000 Fcfa qui est relativement élevé par rapport aux autres prix de revente observés dans cette zone. Prière de corriger ou de confirmer avec le QG.</w:t>
       </w:r>
     </w:p>
     <w:p>
@@ -1585,7 +1552,7 @@
         <w:rPr>
           <w:sz w:val="20"/>
         </w:rPr>
-        <w:t>- Attention ! Le montant (5000 Fcfa) dépensé ou reçu en cadeau pour les cartes prépayées, les transferts de crédit et les abonnements de  ISIDOR KALMONE est relativement élevé par rapport aux autres montants depansés observés dans cette zone. Prière de corriger ou de confirmer avec le QG. Attention ! Le montant (20000 Fcfa) dépensé ou reçu en cadeau pour les recharges internet ou de forfaits de données mobiles(hors appels vocaux), aucours des 30 derniers jours de  ISIDOR KALMONE est relativement élevé par rapport aux autres montants depansés observés dans cette zone. Prière de corriger ou de confirmer avec le QG.</w:t>
+        <w:t>- Attention ! Le montant (5000 Fcfa) dépensé ou reçu en cadeau pour les cartes prépayées, les transferts de crédit et les abonnements de  ISIDOR KALMONE est relativement élevé par rapport aux autres montants depansés observés dans cette zone. Prière de corriger ou de confirmer avec le QG. Attention ! Le montant (10000 Fcfa) dépensé ou reçu en cadeau pour les recharges internet ou de forfaits de données mobiles(hors appels vocaux), aucours des 30 derniers jours de  ISIDOR KALMONE est relativement élevé par rapport aux autres montants depansés observés dans cette zone. Prière de corriger ou de confirmer avec le QG.</w:t>
       </w:r>
     </w:p>
     <w:p>
@@ -1606,7 +1573,7 @@
         <w:rPr>
           <w:sz w:val="20"/>
         </w:rPr>
-        <w:t>- La filière de ISIDOR KALMONE est geni civil et semble exister dans les modalités, prière de prendre attache avec le QG pour plus d'explication afin de la classer bien. Le domaine que ISIDOR KALMONE bénéficié de cette formation est geni civil et semble exister dans les modalités, prière de prendre attache avec le QG pour plus d'explication afin de la classer bien.</w:t>
+        <w:t>- Le domaine que ISIDOR KALMONE bénéficié de cette formation est geni civil et semble exister dans les modalités, prière de prendre attache avec le QG pour plus d'explication afin de la classer bien.</w:t>
       </w:r>
     </w:p>
     <w:p>
@@ -1628,27 +1595,6 @@
           <w:sz w:val="20"/>
         </w:rPr>
         <w:t>- Avertissement!!! Selon vos informations, aucun membre de ce ménage n'a eu de problème de santé au cours des 12 derniers mois. Veuillez revoir la section santé de ce ménage.</w:t>
-      </w:r>
-    </w:p>
-    <w:p>
-      <w:r>
-        <w:rPr>
-          <w:b/>
-          <w:color w:val="4672C4"/>
-          <w:sz w:val="22"/>
-        </w:rPr>
-        <w:t>&gt;&gt; Section4b - Emploi - Activite principale</w:t>
-      </w:r>
-    </w:p>
-    <w:p>
-      <w:pPr>
-        <w:ind w:left="283"/>
-      </w:pPr>
-      <w:r>
-        <w:rPr>
-          <w:sz w:val="20"/>
-        </w:rPr>
-        <w:t>- Attention ! Le nombre de jours que ISIDOR KALMONE a travaillés par mois semble être inférieur à 15. Veuillez, s'il vous plaît, confirmer cette information.</w:t>
       </w:r>
     </w:p>
     <w:p>
@@ -1732,135 +1678,7 @@
         <w:rPr>
           <w:sz w:val="20"/>
         </w:rPr>
-        <w:t xml:space="preserve">- La dernière fois que vous avez acheté Frais de ramassage des ordures ménagères est ramssace d’otdure et semble exister dans les modalités, prière de prendre attache avec le QG pour plus d'explication afin de la classer bien. </w:t>
-        <w:br/>
-        <w:t>- Peu plausible! le montant de la dépense pour Tickect/service de péage urbain semble faible. Veuillez, s'il vous plaît, confirmer cette information avec le QG ou la corriger.</w:t>
-      </w:r>
-    </w:p>
-    <w:p>
-      <w:r>
-        <w:rPr>
-          <w:b/>
-          <w:color w:val="4672C4"/>
-          <w:sz w:val="22"/>
-        </w:rPr>
-        <w:t>&gt;&gt; Section9e - Depenses non-alimentaires - 6 mois</w:t>
-      </w:r>
-    </w:p>
-    <w:p>
-      <w:pPr>
-        <w:ind w:left="283"/>
-      </w:pPr>
-      <w:r>
-        <w:rPr>
-          <w:sz w:val="20"/>
-        </w:rPr>
-        <w:t>- Peu plausible! le montant de la dépense pour Vêtements hommes (15 ans et plus): chemise, pantalon, veste, ensemble, vêtements de travail, etc. semble élevé. Veuillez, s'il vous plaît, confirmer cette information avec le QG ou la corriger.</w:t>
-      </w:r>
-    </w:p>
-    <w:p>
-      <w:r>
-        <w:rPr>
-          <w:b/>
-          <w:color w:val="4672C4"/>
-          <w:sz w:val="22"/>
-        </w:rPr>
-        <w:t>&gt;&gt; Section9f - Depenses non-alimentaires - 12 mois</w:t>
-      </w:r>
-    </w:p>
-    <w:p>
-      <w:pPr>
-        <w:ind w:left="283"/>
-      </w:pPr>
-      <w:r>
-        <w:rPr>
-          <w:sz w:val="20"/>
-        </w:rPr>
-        <w:t>- Peu plausible! le montant de la dépense pour Achat de batteries pour plaque solaire et autre équipement/matériel pour installation solaire  semble trop faible ou élevé. Veuillez, s'il vous plaît, confirmer cette information avec le QG ou la corriger.</w:t>
-      </w:r>
-    </w:p>
-    <w:p>
-      <w:r>
-        <w:rPr>
-          <w:b/>
-          <w:color w:val="4672C4"/>
-          <w:sz w:val="22"/>
-        </w:rPr>
-        <w:t>&gt;&gt; Section10b - caracteristiques entreprise non agricole</w:t>
-      </w:r>
-    </w:p>
-    <w:p>
-      <w:pPr>
-        <w:ind w:left="283"/>
-      </w:pPr>
-      <w:r>
-        <w:rPr>
-          <w:sz w:val="20"/>
-        </w:rPr>
-        <w:t>- L'entreprise construction batiment dit avoir réçu une somme sur la vente de ces produits transformés (s10q48 est differnt de 0) mais n'a depensé aucune somme sur l'achat des matières premières (s10q49==0), prière de fournir de l'effort pour estimer le montant obtenu en achat de matières premières.</w:t>
-      </w:r>
-    </w:p>
-    <w:p>
-      <w:r>
-        <w:rPr>
-          <w:b/>
-          <w:color w:val="4672C4"/>
-          <w:sz w:val="22"/>
-        </w:rPr>
-        <w:t>&gt;&gt; Section12 - Actifs du menage</w:t>
-      </w:r>
-    </w:p>
-    <w:p>
-      <w:pPr>
-        <w:ind w:left="283"/>
-      </w:pPr>
-      <w:r>
-        <w:rPr>
-          <w:sz w:val="20"/>
-        </w:rPr>
-        <w:t>- Attention ! Lit a été achété à 600000 Fcfa est relativement élevé par rapport aux autres prix d'achat observés dans cette zone. Prière de corriger ou de confirmer avec le QG.</w:t>
-      </w:r>
-    </w:p>
-    <w:p>
-      <w:r>
-        <w:rPr>
-          <w:b/>
-          <w:color w:val="4672C4"/>
-          <w:sz w:val="22"/>
-        </w:rPr>
-        <w:t>&gt;&gt; Section14 - Chocs</w:t>
-      </w:r>
-    </w:p>
-    <w:p>
-      <w:pPr>
-        <w:ind w:left="283"/>
-      </w:pPr>
-      <w:r>
-        <w:rPr>
-          <w:sz w:val="20"/>
-        </w:rPr>
-        <w:t>- Avertissement!! Le ménage n'a été négativement affecté par aucun des problèmes donnés dans la section 14. Confirmez vous cette information avec le QG?</w:t>
-      </w:r>
-    </w:p>
-    <w:p>
-      <w:r>
-        <w:rPr>
-          <w:b/>
-          <w:color w:val="4672C4"/>
-          <w:sz w:val="22"/>
-        </w:rPr>
-        <w:t>&gt;&gt; Section15 - Filets sociaux</w:t>
-      </w:r>
-    </w:p>
-    <w:p>
-      <w:pPr>
-        <w:ind w:left="283"/>
-      </w:pPr>
-      <w:r>
-        <w:rPr>
-          <w:sz w:val="20"/>
-        </w:rPr>
-        <w:t>- Avertissement!! Aucun membre dans ce ménage n'a entendu parler d'aucun programme de la section 15, prière de confirmer ce cas avec le QG.</w:t>
+        <w:t>- La dernière fois que vous avez acheté Frais de ramassage des ordures ménagères est ramssace d’otdure et semble exister dans les modalités, prière de prendre attache avec le QG pour plus d'explication afin de la classer bien.</w:t>
       </w:r>
     </w:p>
     <w:p>
@@ -2227,58 +2045,6 @@
           <w:color w:val="4672C4"/>
           <w:sz w:val="22"/>
         </w:rPr>
-        <w:t>&gt;&gt; Section2 - Education</w:t>
-      </w:r>
-    </w:p>
-    <w:p>
-      <w:pPr>
-        <w:ind w:left="283"/>
-      </w:pPr>
-      <w:r>
-        <w:rPr>
-          <w:sz w:val="20"/>
-        </w:rPr>
-        <w:t xml:space="preserve">- La filière de Amadou Moustapha THIAM est tradition anglais espagnole et semble exister dans les modalités, prière de prendre attache avec le QG pour plus d'explication afin de la classer bien. Le domaine que Amadou Moustapha THIAM bénéficié de cette formation est anglais et semble exister dans les modalités, prière de prendre attache avec le QG pour plus d'explication afin de la classer bien. </w:t>
-        <w:br/>
-        <w:t xml:space="preserve">- La filière de Mohamed GUEYE est ingénieur en géotechnique et semble exister dans les modalités, prière de prendre attache avec le QG pour plus d'explication afin de la classer bien. </w:t>
-        <w:br/>
-        <w:t xml:space="preserve">- La filière de Pape CHEIKH GUEYE est banque comptable et semble exister dans les modalités, prière de prendre attache avec le QG pour plus d'explication afin de la classer bien. </w:t>
-        <w:br/>
-        <w:t xml:space="preserve">- Peu probable! Mareme GUEYE  n'arrive pas  à comprendre un petit texte lu dans une langue locale (s02q03). Veuillez corriger ou donner des explications au QG. Le domaine que Mareme GUEYE bénéficié de cette formation est CAEM enseignante et semble exister dans les modalités, prière de prendre attache avec le QG pour plus d'explication afin de la classer bien. </w:t>
-        <w:br/>
-        <w:t>- Peu probable! Pape Abdoulaye GUEYE  n'arrive pas  à comprendre un petit texte lu dans une langue locale (s02q03). Veuillez corriger ou donner des explications au QG. La filière de Pape Abdoulaye GUEYE est procéder industriel et semble exister dans les modalités, prière de prendre attache avec le QG pour plus d'explication afin de la classer bien.</w:t>
-      </w:r>
-    </w:p>
-    <w:p>
-      <w:r>
-        <w:rPr>
-          <w:b/>
-          <w:color w:val="4672C4"/>
-          <w:sz w:val="22"/>
-        </w:rPr>
-        <w:t>&gt;&gt; Section3 - Sante</w:t>
-      </w:r>
-    </w:p>
-    <w:p>
-      <w:pPr>
-        <w:ind w:left="283"/>
-      </w:pPr>
-      <w:r>
-        <w:rPr>
-          <w:sz w:val="20"/>
-        </w:rPr>
-        <w:t xml:space="preserve">- Le dernier problème de santé pour lequel Amadou Moustapha THIAM a été hospitalisé au cours des 12 derniers mois est manque de appétit  fatigue et semble exister dans les modalités, prière de prendre attache avec le QG pour plus d'explication afin de la classer bien. </w:t>
-        <w:br/>
-        <w:t>- Le principal problème de santé que Pape CHEIKH GUEYE a eu est maux de ventre et semble exister dans les modalités, prière de prendre attache avec le QG pour plus d'explication afin de la classer bien.</w:t>
-      </w:r>
-    </w:p>
-    <w:p>
-      <w:r>
-        <w:rPr>
-          <w:b/>
-          <w:color w:val="4672C4"/>
-          <w:sz w:val="22"/>
-        </w:rPr>
         <w:t>&gt;&gt; Section4b - Emploi - Activite principale</w:t>
       </w:r>
     </w:p>
@@ -2355,32 +2121,7 @@
         <w:rPr>
           <w:sz w:val="20"/>
         </w:rPr>
-        <w:t>- Attention ! Le prix unitaire d'achat (1300 Fcfa) de Huile de soja  en Bouteille 5l (taille unique) est relativement faible par rapport aux autres prix observés dans cette zone. Prière de corriger ou de confirmer avec le QG. Attention ! Le prix unitaire d'achat (4250 Fcfa) de Lait en poudre en Kg (taille unique) est relativement élevé par rapport aux autres prix observés dans cette zone. Prière de corriger ou de confirmer avec le QG. Attention ! Le prix unitaire d'achat (4250 Fcfa) de Sucre en morceaux en Paquet (taille unique) est relativement élevé par rapport aux autres prix observés dans cette zone. Prière de corriger ou de confirmer avec le QG. Attention ! Le prix unitaire d'achat (500 Fcfa) de Sel en Sachets (Moyen) est relativement élevé par rapport aux autres prix observés dans cette zone. Prière de corriger ou de confirmer avec le QG. Attention ! Soupçons de quantité anormale! Le ménage de MAREME GUEYE avec une taille de 5 personnes a consommé 42 Morceau (Portion) en Petit de Beurre qui est relativement élevé comme consommation par rapport à la condition de vie des autres ménages de même taille dans cette zone. Prière de corriger ou de confirmer avec le QG. Avertissement!!! Le ménage a consommé 3 Cuillère Moyen de Pâte d'arachide, cette quantité semble anormale pour une consommation des 7 derniers jours. Etes vous sur d'avoir selectionner la bonne unitée ? prière de verifier et corriger.  La dernière fois que vous avez acheté Pâte d'arachide est chez sa sœur qui fait la transformation à thies et semble exister dans les modalités, prière de prendre attache avec le QG pour plus d'explication afin de la classer bien. Incohérence!! Dans ce ménage, chaque individus consomme par jour 45.25 Kg  de cereale; Prière de revoir les quantités prises de ces produits. Le prix d'achat unitaire (6800 Fcfa) de Fromage en Kg de taille taille unique prière de regarder les reponses prises dans les questions s07bq07a s07bq07b s07bq07c s07bq08 pour mieux corriger. Le prix d'achat unitaire (9558.823 Fcfa) de Café moulu en Kg de taille taille unique prière de regarder les reponses prises dans les questions s07bq07a s07bq07b s07bq07c s07bq08 pour mieux corriger. Attention ! Le prix unitaire d'achat (9558.823 Fcfa) de Café moulu en Kg (taille unique) est relativement élevé par rapport aux autres prix observés dans cette zone. Prière de corriger ou de confirmer avec le QG.</w:t>
-      </w:r>
-    </w:p>
-    <w:p>
-      <w:r>
-        <w:rPr>
-          <w:b/>
-          <w:color w:val="4672C4"/>
-          <w:sz w:val="22"/>
-        </w:rPr>
-        <w:t>&gt;&gt; Section9c - Depenses non-alimentaires - 30 jours</w:t>
-      </w:r>
-    </w:p>
-    <w:p>
-      <w:pPr>
-        <w:ind w:left="283"/>
-      </w:pPr>
-      <w:r>
-        <w:rPr>
-          <w:sz w:val="20"/>
-        </w:rPr>
-        <w:t xml:space="preserve">- La dernière fois que vous avez acheté Frais de blanchiment des vêtements, linge, etc. (Pressing) est la personne qui fait la lessive et semble exister dans les modalités, prière de prendre attache avec le QG pour plus d'explication afin de la classer bien. </w:t>
-        <w:br/>
-        <w:t xml:space="preserve">-  La dernière fois que vous avez acheté Frais de ramassage des ordures ménagères est moto et semble exister dans les modalités, prière de prendre attache avec le QG pour plus d'explication afin de la classer bien. </w:t>
-        <w:br/>
-        <w:t>-  La dernière fois que vous avez acheté Salaire du personnel de maison (gardien, boy, chauffeur, cuisinier, etc. ) est domestique et semble exister dans les modalités, prière de prendre attache avec le QG pour plus d'explication afin de la classer bien.</w:t>
+        <w:t>- Attention ! Le prix unitaire d'achat (200 Fcfa) de Spaghettis en Paquet (Moyen) est relativement faible par rapport aux autres prix observés dans cette zone. Prière de corriger ou de confirmer avec le QG. Attention ! Le prix unitaire d'achat (4000 Fcfa) de Lait en poudre en Kg (taille unique) est relativement élevé par rapport aux autres prix observés dans cette zone. Prière de corriger ou de confirmer avec le QG. Attention ! Soupçons de quantité anormale! Le ménage de MAREME GUEYE avec une taille de 5 personnes a consommé 18 Pièce en taille unique de Œufs frais qui est relativement élevé comme consommation par rapport à la condition de vie des autres ménages de même taille dans cette zone. Prière de corriger ou de confirmer avec le QG. Attention ! Soupçons de quantité anormale! Le ménage de MAREME GUEYE avec une taille de 5 personnes a consommé 42 Morceau (Portion) en Petit de Beurre qui est relativement élevé comme consommation par rapport à la condition de vie des autres ménages de même taille dans cette zone. Prière de corriger ou de confirmer avec le QG. Avertissement!!! Le ménage a consommé 3 Cuillère Moyen de Pâte d'arachide, cette quantité semble anormale pour une consommation des 7 derniers jours. Etes vous sur d'avoir selectionner la bonne unitée ? prière de verifier et corriger. Incohérence!! Dans ce ménage, chaque individus consomme par jour 76.57857 Kg  de cereale; Prière de revoir les quantités prises de ces produits. Le prix d'achat unitaire (6800 Fcfa) de Fromage en Kg de taille taille unique prière de regarder les reponses prises dans les questions s07bq07a s07bq07b s07bq07c s07bq08 pour mieux corriger.</w:t>
       </w:r>
     </w:p>
     <w:p>
@@ -2422,7 +2163,7 @@
         <w:rPr>
           <w:sz w:val="20"/>
         </w:rPr>
-        <w:t>- Le nombre de pièces occupés est superieur aux nombre de personne vivant dans le ménage. Comment votre ménage se débarrasse-t-il de ses ordures ménagères, prière de classer ces autres à preciser car ils existent dejà. Avertissement!! Le ménage (vit en milieu urbain) se débarrasse de ses ordures ménagères soit par le Dépotoir sauvage, brûle et enterre, prière de corriger ou confirmer avec le QG.  Le ménage se débarrasse de ses ordures ménagères avec moto et semble exister dans les modalités, prière de prendre attache avec le QG pour plus d'explication afin de la classer bien.</w:t>
+        <w:t>- Le nombre de pièces occupés est superieur aux nombre de personne vivant dans le ménage.</w:t>
       </w:r>
     </w:p>
     <w:p>
@@ -2447,34 +2188,9 @@
         <w:br/>
         <w:t xml:space="preserve">- Attention ! Lit a été achété à 800000 Fcfa est relativement élevé par rapport aux autres prix d'achat observés dans cette zone. Prière de corriger ou de confirmer avec le QG. </w:t>
         <w:br/>
-        <w:t xml:space="preserve">- Attention ! Matelas simple a été achété à 250000 Fcfa est relativement élevé par rapport aux autres prix d'achat observés dans cette zone. Prière de corriger ou de confirmer avec le QG. </w:t>
-        <w:br/>
         <w:t xml:space="preserve">- Attention ! Ordinateur a été achété à 500000 Fcfa est relativement élevé par rapport aux autres prix d'achat observés dans cette zone. Prière de corriger ou de confirmer avec le QG. Attention ! Ordinateur a été revendu à 300000 Fcfa qui est relativement élevé par rapport aux autres prix de revente observés dans cette zone. Prière de corriger ou de confirmer avec le QG. </w:t>
         <w:br/>
-        <w:t xml:space="preserve">- Attention ! Salon  (Fauteuils et table basse) a été achété à 1000000 Fcfa est relativement élevé par rapport aux autres prix d'achat observés dans cette zone. Prière de corriger ou de confirmer avec le QG. Attention ! Salon  (Fauteuils et table basse) a été revendu à 900000 Fcfa qui est relativement élevé par rapport aux autres prix de revente observés dans cette zone. Prière de corriger ou de confirmer avec le QG. </w:t>
-        <w:br/>
-        <w:t>- Attention ! Téléphone fixe a été revendu à 2000 Fcfa qui est relativement faible par rapport aux autres prix de revente observés dans cette zone. Prière de corriger ou de confirmer avec le QG.</w:t>
-      </w:r>
-    </w:p>
-    <w:p>
-      <w:r>
-        <w:rPr>
-          <w:b/>
-          <w:color w:val="4672C4"/>
-          <w:sz w:val="22"/>
-        </w:rPr>
-        <w:t>&gt;&gt; Section14 - Chocs</w:t>
-      </w:r>
-    </w:p>
-    <w:p>
-      <w:pPr>
-        <w:ind w:left="283"/>
-      </w:pPr>
-      <w:r>
-        <w:rPr>
-          <w:sz w:val="20"/>
-        </w:rPr>
-        <w:t>- Avertissement!! Le ménage n'a été négativement affecté par aucun des problèmes donnés dans la section 14. Confirmez vous cette information avec le QG?</w:t>
+        <w:t>- Attention ! Salon  (Fauteuils et table basse) a été achété à 1000000 Fcfa est relativement élevé par rapport aux autres prix d'achat observés dans cette zone. Prière de corriger ou de confirmer avec le QG. Attention ! Salon  (Fauteuils et table basse) a été revendu à 900000 Fcfa qui est relativement élevé par rapport aux autres prix de revente observés dans cette zone. Prière de corriger ou de confirmer avec le QG.</w:t>
       </w:r>
     </w:p>
     <w:p>
@@ -2820,6 +2536,27 @@
           <w:color w:val="4672C4"/>
           <w:sz w:val="22"/>
         </w:rPr>
+        <w:t>&gt;&gt; Section0 - Identification et renseignements de controle</w:t>
+      </w:r>
+    </w:p>
+    <w:p>
+      <w:pPr>
+        <w:ind w:left="283"/>
+      </w:pPr>
+      <w:r>
+        <w:rPr>
+          <w:sz w:val="20"/>
+        </w:rPr>
+        <w:t>- Le questionnaire semble ne pas être complètement fini mais le questionnaire est en statut complet, prière de compléter le questionnaire.</w:t>
+      </w:r>
+    </w:p>
+    <w:p>
+      <w:r>
+        <w:rPr>
+          <w:b/>
+          <w:color w:val="4672C4"/>
+          <w:sz w:val="22"/>
+        </w:rPr>
         <w:t>&gt;&gt; Section1 - Caracteristiques des membres</w:t>
       </w:r>
     </w:p>
@@ -2921,7 +2658,7 @@
         <w:rPr>
           <w:sz w:val="20"/>
         </w:rPr>
-        <w:t>- Attention ! Le prix unitaire d'achat (1000 Fcfa) de Ail en Sachets (Moyen) est relativement élevé par rapport aux autres prix observés dans cette zone. Prière de corriger ou de confirmer avec le QG. Attention ! Le prix unitaire d'achat (1000 Fcfa) de Citron en Sachets (Moyen) est relativement élevé par rapport aux autres prix observés dans cette zone. Prière de corriger ou de confirmer avec le QG. Attention ! Le prix unitaire d'achat (200 Fcfa) de Feuilles de patate en Sachets (Tres petit) est relativement élevé par rapport aux autres prix observés dans cette zone. Prière de corriger ou de confirmer avec le QG. Attention ! Le prix unitaire d'achat (5000 Fcfa) de Chocolat pâte à tartiner en Pot de 1 l (taille unique) est relativement élevé par rapport aux autres prix observés dans cette zone. Prière de corriger ou de confirmer avec le QG. Avertissement!!! Le ménage a consommé 8 Morceau (Portion) Moyen de Poisson frais type 9, cette quantité semble anormale pour une consommation des 7 derniers jours.Prière de corriger ou de confirmer avec le QG. Incohérence!! Dans ce ménage, chaque individus consomme par jour .9285714 Kg  de cereale; Prière de revoir les quantités prises de ces produits. Incohérence!! Dans ce ménage, chaque individus consomme par jour .9285714 Kg  de cereale; Prière de revoir les quantités prises de ces produits. Le prix d'achat unitaire (460 Fcfa) de Riz importé parfumé en Sac (25 Kg) de taille taille unique est très faible, prière de regarder les reponses prises dans les questions s07bq07a s07bq07b s07bq07c s07bq08 pour mieux corriger. Attention ! Le prix unitaire d'achat (460 Fcfa) de Riz importé parfumé en Sac (25 Kg) (taille unique) est relativement faible par rapport aux autres prix observés dans cette zone. Prière de corriger ou de confirmer avec le QG.</w:t>
+        <w:t>- Attention ! Le prix unitaire d'achat (1000 Fcfa) de Ail en Sachets (Moyen) est relativement élevé par rapport aux autres prix observés dans cette zone. Prière de corriger ou de confirmer avec le QG. Attention ! Le prix unitaire d'achat (1000 Fcfa) de Citron en Sachets (Moyen) est relativement élevé par rapport aux autres prix observés dans cette zone. Prière de corriger ou de confirmer avec le QG. Attention ! Le prix unitaire d'achat (200 Fcfa) de Feuilles de patate en Sachets (Tres petit) est relativement élevé par rapport aux autres prix observés dans cette zone. Prière de corriger ou de confirmer avec le QG. Attention ! Le prix unitaire d'achat (5000 Fcfa) de Chocolat pâte à tartiner en Pot de 1 l (taille unique) est relativement élevé par rapport aux autres prix observés dans cette zone. Prière de corriger ou de confirmer avec le QG. Avertissement!!! Le ménage a consommé 8 Morceau (Portion) Moyen de Poisson frais type 9, cette quantité semble anormale pour une consommation des 7 derniers jours.Prière de corriger ou de confirmer avec le QG. Incohérence!! Dans ce ménage, chaque individus consomme par jour 2.857143 Kg  de cereale; Prière de revoir les quantités prises de ces produits. Incohérence!! Dans ce ménage, chaque individus consomme par jour 2.857143 Kg  de cereale; Prière de revoir les quantités prises de ces produits. Le prix d'achat unitaire (460 Fcfa) de Riz importé parfumé en Sac (25 Kg) de taille taille unique est très faible, prière de regarder les reponses prises dans les questions s07bq07a s07bq07b s07bq07c s07bq08 pour mieux corriger. Attention ! Le prix unitaire d'achat (460 Fcfa) de Riz importé parfumé en Sac (25 Kg) (taille unique) est relativement faible par rapport aux autres prix observés dans cette zone. Prière de corriger ou de confirmer avec le QG.</w:t>
       </w:r>
     </w:p>
     <w:p>
@@ -3406,10 +3143,6 @@
         <w:rPr>
           <w:sz w:val="20"/>
         </w:rPr>
-        <w:t xml:space="preserve">- La raison principale pour laquelle que SEYNABOU KANE est venu vivre dans cette localité est avoir son propro concestion et semble exister dans les modalités, prière de prendre attache avec le QG pour plus d'explication afin de la classer bien. </w:t>
-        <w:br/>
-        <w:t xml:space="preserve">- La raison principale que FATIMA ZAKHRA DIOP envisage de migrer est developer son experiance et semble exister dans les modalités, prière de prendre attache avec le QG pour plus d'explication afin de la classer bien. </w:t>
-        <w:br/>
         <w:t xml:space="preserve">- Les informations sur l'acte de naissance (ni Jours, ni mois et ni années) de  AISSATOU NDIAYE  manquent, s'il vous plait pouvez-vous fournir d'effort pour avoir ces informations. </w:t>
         <w:br/>
         <w:t>- Les informations sur l'acte de naissance (ni Jours, ni mois et ni années) de  KHADIDIATOU CISSE  manquent, s'il vous plait pouvez-vous fournir d'effort pour avoir ces informations.</w:t>
@@ -3433,12 +3166,6 @@
         <w:rPr>
           <w:sz w:val="20"/>
         </w:rPr>
-        <w:t xml:space="preserve">- La filière de FATIMA ZAKHRA DIOP est arret des etude et semble exister dans les modalités, prière de prendre attache avec le QG pour plus d'explication afin de la classer bien. </w:t>
-        <w:br/>
-        <w:t xml:space="preserve">- La filière de NABOU NDIONE est manangemene et semble exister dans les modalités, prière de prendre attache avec le QG pour plus d'explication afin de la classer bien. </w:t>
-        <w:br/>
-        <w:t xml:space="preserve">- La raison principale que SEYNABOU KANE n'a pas été à l'école entre 2024/2025 est retrèté et semble exister dans les modalités, prière de prendre attache avec le QG pour plus d'explication afin de la classer bien. </w:t>
-        <w:br/>
         <w:t>- Peu probable! AISSATOU NDIAYE  n'arrive pas  à comprendre un petit texte lu dans une langue locale (s02q03). Veuillez corriger ou donner des explications au QG. Peu probable! AISSATOU NDIAYE  ne sait ni lire, ni écrire, ni comprendre dans aucune des langues  (s02q01,s02q02,s02q03). Veuillez corriger ou donner des explications au QG.</w:t>
       </w:r>
     </w:p>
@@ -3481,8 +3208,6 @@
         <w:rPr>
           <w:sz w:val="20"/>
         </w:rPr>
-        <w:t xml:space="preserve">- Attention ! Le nombre de jours que AISSATOU NDIAYE a travaillés par mois semble être inférieur à 15. Veuillez, s'il vous plaît, confirmer cette information. </w:t>
-        <w:br/>
         <w:t>- Attention ! Le nombre de jours que FATIMA ZAKHRA DIOP a travaillés par mois semble être inférieur à 15. Veuillez, s'il vous plaît, confirmer cette information.</w:t>
       </w:r>
     </w:p>
@@ -3504,72 +3229,7 @@
         <w:rPr>
           <w:sz w:val="20"/>
         </w:rPr>
-        <w:t>- Attention ! Soupçons de quantité anormale! Le ménage de SEYNABOU KANE avec une taille de 5 personnes a consommé 4 Boite (Autre que la boite/pot de tomate) en Petit de Lait concentré non-sucré qui est relativement élevé comme consommation par rapport à la condition de vie des autres ménages de même taille dans cette zone. Prière de corriger ou de confirmer avec le QG. Avertissement!! Les quantités du Thé en feuille consommées en Pièce semble incoherent car les ménages consomment géneralement en sachet ou en paquet, prière de corriger ou confirmer avec le QG. Avertissement!!! Le ménage a consommé 10 Pièce Moyen de Caramel, bonbons, confiseries, etc., cette quantité semble anormale pour une consommation des 7 derniers jours.Prière de corriger ou de confirmer avec le QG.</w:t>
-      </w:r>
-    </w:p>
-    <w:p>
-      <w:r>
-        <w:rPr>
-          <w:b/>
-          <w:color w:val="4672C4"/>
-          <w:sz w:val="22"/>
-        </w:rPr>
-        <w:t>&gt;&gt; Section9b - Depenses non-alimentaires - 7 jours</w:t>
-      </w:r>
-    </w:p>
-    <w:p>
-      <w:pPr>
-        <w:ind w:left="283"/>
-      </w:pPr>
-      <w:r>
-        <w:rPr>
-          <w:sz w:val="20"/>
-        </w:rPr>
-        <w:t>- Peu plausible! le montant de la dépense pour Transport urbain en bus semble faible. Veuillez, s'il vous plaît, confirmer cette information avec le QG ou la corriger.</w:t>
-      </w:r>
-    </w:p>
-    <w:p>
-      <w:r>
-        <w:rPr>
-          <w:b/>
-          <w:color w:val="4672C4"/>
-          <w:sz w:val="22"/>
-        </w:rPr>
-        <w:t>&gt;&gt; Section9c - Depenses non-alimentaires - 30 jours</w:t>
-      </w:r>
-    </w:p>
-    <w:p>
-      <w:pPr>
-        <w:ind w:left="283"/>
-      </w:pPr>
-      <w:r>
-        <w:rPr>
-          <w:sz w:val="20"/>
-        </w:rPr>
-        <w:t xml:space="preserve">- La dernière fois que vous avez acheté Frais de blanchiment des vêtements, linge, etc. (Pressing) est Domicil du cliant et semble exister dans les modalités, prière de prendre attache avec le QG pour plus d'explication afin de la classer bien. </w:t>
-        <w:br/>
-        <w:t>- Peu plausible! le montant de la dépense pour  Frais de mouture des céréales semble trop élevé. Veuillez, s'il vous plaît, confirmer cette information avec le QG ou la corriger.</w:t>
-      </w:r>
-    </w:p>
-    <w:p>
-      <w:r>
-        <w:rPr>
-          <w:b/>
-          <w:color w:val="4672C4"/>
-          <w:sz w:val="22"/>
-        </w:rPr>
-        <w:t>&gt;&gt; Section10b - caracteristiques entreprise non agricole</w:t>
-      </w:r>
-    </w:p>
-    <w:p>
-      <w:pPr>
-        <w:ind w:left="283"/>
-      </w:pPr>
-      <w:r>
-        <w:rPr>
-          <w:sz w:val="20"/>
-        </w:rPr>
-        <w:t>- Le salaire qu'une personne de cette catégorie (10.62) a travaillé(e) dans cette entreprise fabrication de jus est élevé ou faible. Prière de confirmer cette information avec le QG ou de corriger.</w:t>
+        <w:t>- Attention ! Le prix unitaire d'achat (100 Fcfa) de Pain moderne (Rond) en Pièce (Moyen) est relativement faible par rapport aux autres prix observés dans cette zone. Prière de corriger ou de confirmer avec le QG. Attention ! Le prix unitaire d'achat (125 Fcfa) de Biscuits en Sachets (Moyen) est relativement élevé par rapport aux autres prix observés dans cette zone. Prière de corriger ou de confirmer avec le QG. Attention ! Soupçons de quantité anormale! Le ménage de SEYNABOU KANE avec une taille de 5 personnes a consommé 4 Kg en taille unique de Pomme de terre qui est relativement élevé comme consommation par rapport à la condition de vie des autres ménages de même taille dans cette zone. Prière de corriger ou de confirmer avec le QG. Attention ! Soupçons de quantité anormale! Le ménage de SEYNABOU KANE avec une taille de 5 personnes a consommé 6 Pièce en Grand de Viande de poulet entier qui est relativement élevé comme consommation par rapport à la condition de vie des autres ménages de même taille dans cette zone. Prière de corriger ou de confirmer avec le QG. Avertissement!! Les quantités du Thé en feuille consommées en Pièce semble incoherent car les ménages consomment géneralement en sachet ou en paquet, prière de corriger ou confirmer avec le QG. Avertissement!!! Le ménage a consommé 10 Pièce Moyen de Caramel, bonbons, confiseries, etc., cette quantité semble anormale pour une consommation des 7 derniers jours.Prière de corriger ou de confirmer avec le QG.</w:t>
       </w:r>
     </w:p>
     <w:p>
@@ -4016,9 +3676,7 @@
         <w:rPr>
           <w:sz w:val="20"/>
         </w:rPr>
-        <w:t xml:space="preserve">- Attention ! Le montant (20000 Fcfa) dépensé ou reçu en cadeau pour les cartes prépayées, les transferts de crédit et les abonnements de  Coumba SOW NDIAYE est relativement élevé par rapport aux autres montants depansés observés dans cette zone. Prière de corriger ou de confirmer avec le QG. </w:t>
-        <w:br/>
-        <w:t>- La raison principale que adama THIAM envisage de migrer est travail et semble exister dans les modalités, prière de prendre attache avec le QG pour plus d'explication afin de la classer bien.</w:t>
+        <w:t>- Attention ! Le montant (20000 Fcfa) dépensé ou reçu en cadeau pour les cartes prépayées, les transferts de crédit et les abonnements de  Coumba SOW NDIAYE est relativement élevé par rapport aux autres montants depansés observés dans cette zone. Prière de corriger ou de confirmer avec le QG.</w:t>
       </w:r>
     </w:p>
     <w:p>
@@ -4039,55 +3697,9 @@
         <w:rPr>
           <w:sz w:val="20"/>
         </w:rPr>
-        <w:t xml:space="preserve">- Peu probable! Awa THIAM  n'arrive pas  à comprendre un petit texte lu dans une langue locale (s02q03). Veuillez corriger ou donner des explications au QG. Le montant des frais pour les cahiers et autres matériels scolaires pour l'année scolaire de Awa THIAM est faible ou élevé, veuillez, s'il vous plait, confirmer ces informations avec le QG ou apporter les corrections nécessaires. Le montant des autres depenses pour l'année scolaire de Awa THIAM est faible ou élevé. veuillez, s'il vous plait, confirmer ces informations avec le QG ou apporter les corrections nécessaires. La filière de Awa THIAM est gestion des entreprises et semble exister dans les modalités, prière de prendre attache avec le QG pour plus d'explication afin de la classer bien. Le domaine que Awa THIAM bénéficié de cette formation est informatique et gestion de caisse et semble exister dans les modalités, prière de prendre attache avec le QG pour plus d'explication afin de la classer bien. </w:t>
+        <w:t xml:space="preserve">- Le montant des autres depenses pour l'année scolaire de Awa THIAM est faible ou élevé. veuillez, s'il vous plait, confirmer ces informations avec le QG ou apporter les corrections nécessaires. </w:t>
         <w:br/>
-        <w:t xml:space="preserve">- Peu probable! Coumba SOW NDIAYE  n'arrive pas  à comprendre un petit texte lu dans une langue locale (s02q03). Veuillez corriger ou donner des explications au QG. La raison principale que Coumba SOW NDIAYE n'a pas été à l'école entre 2024/2025 est aide sa mère dans les travaux domestiques et semble exister dans les modalités, prière de prendre attache avec le QG pour plus d'explication afin de la classer bien. </w:t>
-        <w:br/>
-        <w:t>- Peu probable! adama THIAM  n'arrive pas  à comprendre un petit texte lu dans une langue locale (s02q03). Veuillez corriger ou donner des explications au QG. La raison principale que adama THIAM n'a pas été à l'école entre 2024/2025 est électricien et semble exister dans les modalités, prière de prendre attache avec le QG pour plus d'explication afin de la classer bien.</w:t>
-      </w:r>
-    </w:p>
-    <w:p>
-      <w:r>
-        <w:rPr>
-          <w:b/>
-          <w:color w:val="4672C4"/>
-          <w:sz w:val="22"/>
-        </w:rPr>
-        <w:t>&gt;&gt; Section3 - Sante</w:t>
-      </w:r>
-    </w:p>
-    <w:p>
-      <w:pPr>
-        <w:ind w:left="283"/>
-      </w:pPr>
-      <w:r>
-        <w:rPr>
-          <w:sz w:val="20"/>
-        </w:rPr>
-        <w:t xml:space="preserve">- Le principal problème de santé que Awa THIAM a eu est maux de vente et semble exister dans les modalités, prière de prendre attache avec le QG pour plus d'explication afin de la classer bien.  Awa THIAM s'est consulté la première fois pour cet épisode de maladie dans sapeurs-pompiers et semble exister dans les modalités, prière de prendre attache avec le QG pour plus d'explication afin de la classer bien. Le dernier problème de santé pour lequel Awa THIAM a été hospitalisé au cours des 12 derniers mois est maux de tête et semble exister dans les modalités, prière de prendre attache avec le QG pour plus d'explication afin de la classer bien. </w:t>
-        <w:br/>
-        <w:t>- Le principal problème de santé que Coumba SOW NDIAYE a eu est maux de tête et semble exister dans les modalités, prière de prendre attache avec le QG pour plus d'explication afin de la classer bien.  Coumba SOW NDIAYE s'est consulté la première fois pour cet épisode de maladie dans sampeur et semble exister dans les modalités, prière de prendre attache avec le QG pour plus d'explication afin de la classer bien.</w:t>
-      </w:r>
-    </w:p>
-    <w:p>
-      <w:r>
-        <w:rPr>
-          <w:b/>
-          <w:color w:val="4672C4"/>
-          <w:sz w:val="22"/>
-        </w:rPr>
-        <w:t>&gt;&gt; Section4a - Emploi</w:t>
-      </w:r>
-    </w:p>
-    <w:p>
-      <w:pPr>
-        <w:ind w:left="283"/>
-      </w:pPr>
-      <w:r>
-        <w:rPr>
-          <w:sz w:val="20"/>
-        </w:rPr>
-        <w:t>- Coumba SOW NDIAYE fait son mari est décédé il y a deux mois pour subvenir principalement à ses besoins et semble exister dans les modalités, prière de prendre attache avec le QG pour plus d'explication afin de la classer bien.  La  raison principale que Coumba SOW NDIAYE n'a pas cherché du travail au cours des 30 derniers jours est veuve et semble exister dans les modalités, prière de prendre attache avec le QG pour plus d'explication afin de la classer bien.</w:t>
+        <w:t>- Peu probable! Coumba SOW NDIAYE  n'arrive pas  à comprendre un petit texte lu dans une langue locale (s02q03). Veuillez corriger ou donner des explications au QG.</w:t>
       </w:r>
     </w:p>
     <w:p>
@@ -4108,9 +3720,7 @@
         <w:rPr>
           <w:sz w:val="20"/>
         </w:rPr>
-        <w:t xml:space="preserve">- Attention ! Le nombre de jours que adama THIAM a travaillés par mois semble être inférieur à 15. Veuillez, s'il vous plaît, confirmer cette information. </w:t>
-        <w:br/>
-        <w:t>- Avertissement! Nombre de mois que Coumba SOW NDIAYE a exercé dans l'emploi au cours des 12 derniers mois est de 0 mois, veuillez corriger s'il vous plait.Nombre de mois exercé par Coumba SOW NDIAYE dans l'emploi au cours des 12 derniers mois semble faible, veuillez corriger s'il vous plait ou comfirmer avec le QG. Attention ! Le nombre de jours que Coumba SOW NDIAYE a travaillés par mois semble être inférieur à 15. Veuillez, s'il vous plaît, confirmer cette information. Attention! le nombre d'heure que Coumba SOW NDIAYE a travaillé par jour semble être inferieur à 4, veuillez s'il vous plait confirmer cette information avec le QG.</w:t>
+        <w:t>- Avertissement! Nombre de mois que Coumba SOW NDIAYE a exercé dans l'emploi au cours des 12 derniers mois est de 0 mois, veuillez corriger s'il vous plait.Nombre de mois exercé par Coumba SOW NDIAYE dans l'emploi au cours des 12 derniers mois semble faible, veuillez corriger s'il vous plait ou comfirmer avec le QG. Attention! le nombre d'heure que Coumba SOW NDIAYE a travaillé par jour semble être inferieur à 4, veuillez s'il vous plait confirmer cette information avec le QG.</w:t>
       </w:r>
     </w:p>
     <w:p>
@@ -4131,74 +3741,7 @@
         <w:rPr>
           <w:sz w:val="20"/>
         </w:rPr>
-        <w:t>- Attention ! Le prix unitaire d'achat (100 Fcfa) de Vinaigre de vin en Sachets (Petit) est relativement élevé par rapport aux autres prix observés dans cette zone. Prière de corriger ou de confirmer avec le QG. Attention ! Le prix unitaire d'achat (1290 Fcfa) de Saucisson/saucisses en Sachets industriel (Grand) est relativement faible par rapport aux autres prix observés dans cette zone. Prière de corriger ou de confirmer avec le QG. Attention ! Le prix unitaire d'achat (300 Fcfa) de Crevettes séchées en Sachets (Moyen) est relativement faible par rapport aux autres prix observés dans cette zone. Prière de corriger ou de confirmer avec le QG. Attention ! Le prix unitaire d'achat (500 Fcfa) de Sel en Sachets industriel (Moyen) est relativement élevé par rapport aux autres prix observés dans cette zone. Prière de corriger ou de confirmer avec le QG. Attention ! Le prix unitaire d'achat (600 Fcfa) de Sucre en morceaux en Paquet (taille unique) est relativement faible par rapport aux autres prix observés dans cette zone. Prière de corriger ou de confirmer avec le QG. Attention ! Le prix unitaire d'achat (6000 Fcfa) de Poisson frais type 11 en Pièce (Moyen) est relativement élevé par rapport aux autres prix observés dans cette zone. Prière de corriger ou de confirmer avec le QG. Avertissement!!! Le ménage a consommé 2 Paquet Petit de Thé en sachet, cette quantité semble anormale pour une consommation des 7 derniers jours.Prière de corriger ou de confirmer avec le QG. Avertissement!! le prix unitaire (125 Fcfa) de Thé en sachet (unité: Paquet) de taille Petit est très faible ou élevé. Prière de corriger ou de confirmer avec le QG. Incohérence!! Dans ce ménage, chaque individus consomme par jour 25.17857 Kg  de cereale; Prière de revoir les quantités prises de ces produits.</w:t>
-      </w:r>
-    </w:p>
-    <w:p>
-      <w:r>
-        <w:rPr>
-          <w:b/>
-          <w:color w:val="4672C4"/>
-          <w:sz w:val="22"/>
-        </w:rPr>
-        <w:t>&gt;&gt; Section9c - Depenses non-alimentaires - 30 jours</w:t>
-      </w:r>
-    </w:p>
-    <w:p>
-      <w:pPr>
-        <w:ind w:left="283"/>
-      </w:pPr>
-      <w:r>
-        <w:rPr>
-          <w:sz w:val="20"/>
-        </w:rPr>
-        <w:t xml:space="preserve">- La dernière fois que vous avez acheté Frais de blanchiment des vêtements, linge, etc. (Pressing) est femme qui fait le linge et semble exister dans les modalités, prière de prendre attache avec le QG pour plus d'explication afin de la classer bien. </w:t>
-        <w:br/>
-        <w:t xml:space="preserve">-  La dernière fois que vous avez acheté Frais de ramassage des ordures ménagères est charette et semble exister dans les modalités, prière de prendre attache avec le QG pour plus d'explication afin de la classer bien. </w:t>
-        <w:br/>
-        <w:t>- Peu plausible! le montant de la dépense pour  Autres produits de toilettes (rasoir, coton, crème/mousse à raser etc.) semble trop élevé. Veuillez, s'il vous plaît, confirmer cette information avec le QG ou la corriger.</w:t>
-      </w:r>
-    </w:p>
-    <w:p>
-      <w:r>
-        <w:rPr>
-          <w:b/>
-          <w:color w:val="4672C4"/>
-          <w:sz w:val="22"/>
-        </w:rPr>
-        <w:t>&gt;&gt; Section9e - Depenses non-alimentaires - 6 mois</w:t>
-      </w:r>
-    </w:p>
-    <w:p>
-      <w:pPr>
-        <w:ind w:left="283"/>
-      </w:pPr>
-      <w:r>
-        <w:rPr>
-          <w:sz w:val="20"/>
-        </w:rPr>
-        <w:t>- Peu plausible! le montant de la dépense pour Cirage ordinaire en pâte semble faible. Veuillez, s'il vous plaît, confirmer cette information avec le QG ou la corriger.</w:t>
-      </w:r>
-    </w:p>
-    <w:p>
-      <w:r>
-        <w:rPr>
-          <w:b/>
-          <w:color w:val="4672C4"/>
-          <w:sz w:val="22"/>
-        </w:rPr>
-        <w:t>&gt;&gt; Section10b - caracteristiques entreprise non agricole</w:t>
-      </w:r>
-    </w:p>
-    <w:p>
-      <w:pPr>
-        <w:ind w:left="283"/>
-      </w:pPr>
-      <w:r>
-        <w:rPr>
-          <w:sz w:val="20"/>
-        </w:rPr>
-        <w:t>- Le montant dépensé de l'entreprise transformation de jus en achat de matières premières pour les produits vendus au cours des 30 derniers jours ou durant le dernier mois où l'entreprise a fonctionné ne peut pas être supéreur aux montants obtenus sur la vente de produits transformés par l'entreprise au cours de cette même période où l'entreprise a fonctionné (s10q49 &gt; s10q48), prière de corriger.</w:t>
+        <w:t>- Attention ! Le prix unitaire d'achat (100 Fcfa) de Gombo en poudre en Sachets (Petit) est relativement élevé par rapport aux autres prix observés dans cette zone. Prière de corriger ou de confirmer avec le QG. Attention ! Le prix unitaire d'achat (100 Fcfa) de Moutarde en Sachets (Petit) est relativement élevé par rapport aux autres prix observés dans cette zone. Prière de corriger ou de confirmer avec le QG. Attention ! Le prix unitaire d'achat (100 Fcfa) de Vinaigre de vin en Sachets (Petit) est relativement élevé par rapport aux autres prix observés dans cette zone. Prière de corriger ou de confirmer avec le QG. Attention ! Le prix unitaire d'achat (1290 Fcfa) de Saucisson/saucisses en Sachets industriel (Grand) est relativement faible par rapport aux autres prix observés dans cette zone. Prière de corriger ou de confirmer avec le QG. Attention ! Soupçons de quantité anormale! Le ménage de Coumba sow Ndiaye avec une taille de 3 personnes a consommé 2 Kg en taille unique de Gombo frais qui est relativement élevé comme consommation par rapport à la condition de vie des autres ménages de même taille dans cette zone. Prière de corriger ou de confirmer avec le QG. Avertissement!!! Le ménage a consommé 2 Paquet Moyen de Thé en sachet, cette quantité semble anormale pour une consommation des 7 derniers jours.Prière de corriger ou de confirmer avec le QG. Avertissement!! le prix unitaire (150 Fcfa) de Thé en sachet (unité: Paquet) de taille Moyen est très faible ou élevé. Prière de corriger ou de confirmer avec le QG. Incohérence!! Dans ce ménage, chaque individus consomme par jour 42.92238 Kg  de cereale; Prière de revoir les quantités prises de ces produits.</w:t>
       </w:r>
     </w:p>
     <w:p>
@@ -4219,7 +3762,7 @@
         <w:rPr>
           <w:sz w:val="20"/>
         </w:rPr>
-        <w:t>- Le nombre de pièces occupés est superieur aux nombre de personne vivant dans le ménage. Comment votre ménage se débarrasse-t-il de ses ordures ménagères, prière de classer ces autres à preciser car ils existent dejà. Avertissement!! Le ménage (vit en milieu urbain) se débarrasse de ses ordures ménagères soit par le Dépotoir sauvage, brûle et enterre, prière de corriger ou confirmer avec le QG.  Le ménage se débarrasse de ses ordures ménagères avec charente et semble exister dans les modalités, prière de prendre attache avec le QG pour plus d'explication afin de la classer bien.</w:t>
+        <w:t>- Le nombre de pièces occupés est superieur aux nombre de personne vivant dans le ménage.</w:t>
       </w:r>
     </w:p>
     <w:p>
@@ -4240,9 +3783,7 @@
         <w:rPr>
           <w:sz w:val="20"/>
         </w:rPr>
-        <w:t xml:space="preserve">- Attention ! Radio simple/Radiocassette a été achété à 75000 Fcfa est relativement élevé par rapport aux autres prix d'achat observés dans cette zone. Prière de corriger ou de confirmer avec le QG. </w:t>
-        <w:br/>
-        <w:t>- Attention ! Téléphone portable a été achété à 335000 Fcfa est relativement élevé par rapport aux autres prix d'achat observés dans cette zone. Prière de corriger ou de confirmer avec le QG. Attention ! Téléphone portable a été revendu à 250000 Fcfa qui est relativement élevé par rapport aux autres prix de revente observés dans cette zone. Prière de corriger ou de confirmer avec le QG.</w:t>
+        <w:t>- Attention ! Radio simple/Radiocassette a été achété à 75000 Fcfa est relativement élevé par rapport aux autres prix d'achat observés dans cette zone. Prière de corriger ou de confirmer avec le QG.</w:t>
       </w:r>
     </w:p>
     <w:p>
@@ -4641,11 +4182,11 @@
         <w:rPr>
           <w:sz w:val="20"/>
         </w:rPr>
-        <w:t xml:space="preserve">- Incohérence ! seulement les écoles gouvermentales paient les cotisations (Gouvernement, communauté, ONG ou organisation humanitaire). veuillez, s'il vous plait, confirmer cette information de mouhamadou dieme avec le QG ou apporter les corrections nécessaires. Dans les milieux urbains c'est peu probable de voir une école dont les élèves ou étudiants ne dépensent pas en frais d'uniformes, prière de verifier pour mouhamadou dieme et corriger ou confirmer avec le QG. Le montant des autres depenses pour l'année scolaire de mouhamadou dieme est faible ou élevé. veuillez, s'il vous plait, confirmer ces informations avec le QG ou apporter les corrections nécessaires. </w:t>
-        <w:br/>
-        <w:t xml:space="preserve">-  Incohérence ! seulement les écoles gouvermentales paient les cotisations (Gouvernement, communauté, ONG ou organisation humanitaire). veuillez, s'il vous plait, confirmer cette information de oumy dieme avec le QG ou apporter les corrections nécessaires. Le montant des autres depenses pour l'année scolaire de oumy dieme est faible ou élevé. veuillez, s'il vous plait, confirmer ces informations avec le QG ou apporter les corrections nécessaires. </w:t>
+        <w:t xml:space="preserve">- Incohérence ! seulement les écoles gouvermentales paient les cotisations (Gouvernement, communauté, ONG ou organisation humanitaire). veuillez, s'il vous plait, confirmer cette information de oumy dieme avec le QG ou apporter les corrections nécessaires. Le montant des autres depenses pour l'année scolaire de oumy dieme est faible ou élevé. veuillez, s'il vous plait, confirmer ces informations avec le QG ou apporter les corrections nécessaires. </w:t>
         <w:br/>
         <w:t xml:space="preserve">- Dans les milieux urbains c'est peu probable de voir une école dont les élèves ou étudiants ne dépensent pas en frais d'uniformes, prière de verifier pour elhadji bodian et corriger ou confirmer avec le QG. Le montant des autres depenses pour l'année scolaire de elhadji bodian est faible ou élevé. veuillez, s'il vous plait, confirmer ces informations avec le QG ou apporter les corrections nécessaires. </w:t>
+        <w:br/>
+        <w:t xml:space="preserve">- Dans les milieux urbains c'est peu probable de voir une école dont les élèves ou étudiants ne dépensent pas en frais d'uniformes, prière de verifier pour mouhamadou dieme et corriger ou confirmer avec le QG. </w:t>
         <w:br/>
         <w:t xml:space="preserve">- Le domaine que bourama dieme bénéficié de cette formation est sapeur pompier et semble exister dans les modalités, prière de prendre attache avec le QG pour plus d'explication afin de la classer bien. </w:t>
         <w:br/>
@@ -4658,27 +4199,6 @@
         <w:t xml:space="preserve">- Peu probable! ousmane dieme  n'arrive pas  à comprendre un petit texte lu dans une langue locale (s02q03). Veuillez corriger ou donner des explications au QG.  Incohérence ! le montant payé de ousmane dieme pour la cotisation est très faible . veuillez, s'il vous plait, confirmer ces informations avec le QG ou apporter les corrections nécessaires. Attention ! Le frais de scolarité (11000 Fcfa) de ousmane dieme en 1ére année de Post-secondaire  non supérieur (préparation diplômes niveau Terminale+1ou +2 ou +3) est relativement faible par rapport aux autres frais de scolarités observés dans cette zone. Prière de corriger ou de confirmer avec le QG. </w:t>
         <w:br/>
         <w:t>- Peu probable! ramatoulaye goudiaby  n'arrive pas  à comprendre un petit texte lu dans une langue locale (s02q03). Veuillez corriger ou donner des explications au QG. La raison principale que ramatoulaye goudiaby n'a pas été à l'école entre 2024/2025 est travail et semble exister dans les modalités, prière de prendre attache avec le QG pour plus d'explication afin de la classer bien. La filière de ramatoulaye goudiaby est master energie renouvelable et semble exister dans les modalités, prière de prendre attache avec le QG pour plus d'explication afin de la classer bien.</w:t>
-      </w:r>
-    </w:p>
-    <w:p>
-      <w:r>
-        <w:rPr>
-          <w:b/>
-          <w:color w:val="4672C4"/>
-          <w:sz w:val="22"/>
-        </w:rPr>
-        <w:t>&gt;&gt; Section3 - Sante</w:t>
-      </w:r>
-    </w:p>
-    <w:p>
-      <w:pPr>
-        <w:ind w:left="283"/>
-      </w:pPr>
-      <w:r>
-        <w:rPr>
-          <w:sz w:val="20"/>
-        </w:rPr>
-        <w:t>- Le principal problème de santé que gnima goudiaby a eu est maux de dent et semble exister dans les modalités, prière de prendre attache avec le QG pour plus d'explication afin de la classer bien.</w:t>
       </w:r>
     </w:p>
     <w:p>
@@ -4726,8 +4246,6 @@
         <w:rPr>
           <w:sz w:val="20"/>
         </w:rPr>
-        <w:t xml:space="preserve">- Attention ! Le nombre de jours que bourama dieme a travaillés par mois semble être inférieur à 15. Veuillez, s'il vous plaît, confirmer cette information. </w:t>
-        <w:br/>
         <w:t>- Nombre de mois exercé par mouhamadou dieme dans l'emploi au cours des 12 derniers mois semble faible, veuillez corriger s'il vous plait ou comfirmer avec le QG.</w:t>
       </w:r>
     </w:p>
@@ -4749,7 +4267,7 @@
         <w:rPr>
           <w:sz w:val="20"/>
         </w:rPr>
-        <w:t>- Attention ! Le prix unitaire d'achat (1000 Fcfa) de  en Sachets industriel (Petit) est relativement élevé par rapport aux autres prix observés dans cette zone. Prière de corriger ou de confirmer avec le QG. Attention ! Le prix unitaire d'achat (150 Fcfa) de Feuilles de  Haricot en Tas (Petit) est relativement élevé par rapport aux autres prix observés dans cette zone. Prière de corriger ou de confirmer avec le QG. Attention ! Le prix unitaire d'achat (15000 Fcfa) de Huile de soja  en Sachets (Petit) est relativement élevé par rapport aux autres prix observés dans cette zone. Prière de corriger ou de confirmer avec le QG. Attention ! Le prix unitaire d'achat (280 Fcfa) de Oignon frais en Kg (taille unique) est relativement faible par rapport aux autres prix observés dans cette zone. Prière de corriger ou de confirmer avec le QG. Attention ! Le prix unitaire d'achat (800 Fcfa) de Banane douce en Kg (taille unique) est relativement faible par rapport aux autres prix observés dans cette zone. Prière de corriger ou de confirmer avec le QG. Attention ! Soupçons de quantité anormale! Le ménage de Bourama Dieme avec une taille de 10 personnes a consommé 5 Verre ( à thé) en taille unique de Vinaigre de vin qui est relativement élevé comme consommation par rapport à la condition de vie des autres ménages de même taille dans cette zone. Prière de corriger ou de confirmer avec le QG. Avertissement!! Les quantités du Thé en feuille consommées en Sachets industriel semble incoherent car les ménages consomment géneralement en sachet ou en paquet, prière de corriger ou confirmer avec le QG. Avertissement!!  le prix unitaire (2700 Fcfa) de Thé en feuille en Paquet de taille  Moyen est très faible ou élevé, prière de corriger. Avertissement!!! Le ménage a consommé 12 Morceau (Portion) Moyen de Carpe frais, cette quantité semble anormale pour une consommation des 7 derniers jours.Prière de corriger ou de confirmer avec le QG. Avertissement!!! Le ménage a consommé 32 Cuillère Petit de Chocolat pâte à tartiner, cette quantité semble anormale pour une consommation des 7 derniers jours.Prière de corriger ou de confirmer avec le QG. Attention ! Soupçons de quantité anormale! Le ménage de Bourama Dieme avec une taille de 10 personnes a consommé 32 Cuillère en Petit de Chocolat pâte à tartiner qui est relativement élevé comme consommation par rapport à la condition de vie des autres ménages de même taille dans cette zone. Prière de corriger ou de confirmer avec le QG. Avertissement!!!Le ménage a consommé 144 Pièce de Petit de Sucre en morceaux  ce qui semble incoherent pour une consommation aucours des 7 derniers jours, prière de verifier et corriger. Avertissement!!! Le ménage a consommé 144 Pièce Petit de Sucre en morceaux, cette quantité semble anormale pour une consommation des 7 derniers jours.Prière de corriger ou de confirmer avec le QG. Attention ! Le prix unitaire d'achat (6500 Fcfa) de Sucre en morceaux en Paquet (taille unique) est relativement élevé par rapport aux autres prix observés dans cette zone. Prière de corriger ou de confirmer avec le QG. Avertissement!!!Le ménage a consommé 58 Sachets industriel de Tres petit de Café en poudre soluble  ce qui semble incoherent pour une consommation aucours des 7 derniers jours, prière de verifier et corriger. Avertissement!!!Le ménage a consommé 58 Sachets industriel de Tres petit de Lait en poudre  ce qui semble incoherent pour une consommation aucours des 7 derniers jours, prière de verifier et corriger. Le prix d'achat unitaire (28000 Fcfa) de Poisson frais type 8 en Kg de taille taille unique prière de regarder les reponses prises dans les questions s07bq07a s07bq07b s07bq07c s07bq08 pour mieux corriger. Attention ! Le prix unitaire d'achat (28000 Fcfa) de Poisson frais type 8 en Kg (taille unique) est relativement élevé par rapport aux autres prix observés dans cette zone. Prière de corriger ou de confirmer avec le QG.</w:t>
+        <w:t>- Attention ! Le prix unitaire d'achat (1000 Fcfa) de  en Sachets industriel (Petit) est relativement élevé par rapport aux autres prix observés dans cette zone. Prière de corriger ou de confirmer avec le QG. Attention ! Le prix unitaire d'achat (150 Fcfa) de Feuilles de  Haricot en Tas (Petit) est relativement élevé par rapport aux autres prix observés dans cette zone. Prière de corriger ou de confirmer avec le QG. Attention ! Le prix unitaire d'achat (15000 Fcfa) de Huile de soja  en Sachets (Petit) est relativement élevé par rapport aux autres prix observés dans cette zone. Prière de corriger ou de confirmer avec le QG. Attention ! Le prix unitaire d'achat (280 Fcfa) de Oignon frais en Kg (taille unique) est relativement faible par rapport aux autres prix observés dans cette zone. Prière de corriger ou de confirmer avec le QG. Attention ! Le prix unitaire d'achat (6500 Fcfa) de Sucre en morceaux en Paquet (taille unique) est relativement élevé par rapport aux autres prix observés dans cette zone. Prière de corriger ou de confirmer avec le QG. Attention ! Le prix unitaire d'achat (800 Fcfa) de Banane douce en Kg (taille unique) est relativement faible par rapport aux autres prix observés dans cette zone. Prière de corriger ou de confirmer avec le QG. Avertissement!! Les quantités du Thé en feuille consommées en Sachets industriel semble incoherent car les ménages consomment géneralement en sachet ou en paquet, prière de corriger ou confirmer avec le QG. Avertissement!!  le prix unitaire (2700 Fcfa) de Thé en feuille en Paquet de taille  Moyen est très faible ou élevé, prière de corriger. Avertissement!!! Le ménage a consommé 12 Morceau (Portion) Moyen de Carpe frais, cette quantité semble anormale pour une consommation des 7 derniers jours.Prière de corriger ou de confirmer avec le QG. Avertissement!!! Le ménage a consommé 32 Cuillère Petit de Chocolat pâte à tartiner, cette quantité semble anormale pour une consommation des 7 derniers jours.Prière de corriger ou de confirmer avec le QG. Attention ! Soupçons de quantité anormale! Le ménage de Bourama Dieme avec une taille de 10 personnes a consommé 32 Cuillère en Petit de Chocolat pâte à tartiner qui est relativement élevé comme consommation par rapport à la condition de vie des autres ménages de même taille dans cette zone. Prière de corriger ou de confirmer avec le QG. Avertissement!!!Le ménage a consommé 58 Sachets industriel de Tres petit de Café en poudre soluble  ce qui semble incoherent pour une consommation aucours des 7 derniers jours, prière de verifier et corriger. Avertissement!!!Le ménage a consommé 58 Sachets industriel de Tres petit de Lait en poudre  ce qui semble incoherent pour une consommation aucours des 7 derniers jours, prière de verifier et corriger. Incohérence!! Dans ce ménage, chaque individus consomme par jour 1.060714 Kg  de cereale; Prière de revoir les quantités prises de ces produits. Le prix d'achat unitaire (28000 Fcfa) de Poisson frais type 8 en Kg de taille taille unique prière de regarder les reponses prises dans les questions s07bq07a s07bq07b s07bq07c s07bq08 pour mieux corriger. Attention ! Le prix unitaire d'achat (28000 Fcfa) de Poisson frais type 8 en Kg (taille unique) est relativement élevé par rapport aux autres prix observés dans cette zone. Prière de corriger ou de confirmer avec le QG.</w:t>
       </w:r>
     </w:p>
     <w:p>
@@ -4860,49 +4378,7 @@
         <w:rPr>
           <w:sz w:val="20"/>
         </w:rPr>
-        <w:t>- Le montant obtenus sur les services rendus par l'entreprise elle vend des habits pour enfant au cours des 30 derniers jours ou durant le dernier mois où l'entreprise a fonctionné n'a pas été renseigné, prière de mettre de 0 si l'entreprise n'a pas rendu de service. Prière de renseigner les montants dans les champs (s10q46 s10q47 s10q48 s10q49 s10q50 s10q51 s10q52 s10q53 s10q54 s10q55 s10q56 s10q57), mettre 0 si l'entreprise elle vend des habits pour enfant n'a pas effectué des dépenses ou faire des reventes des marchandises ou des produits ou rendre de service.Cette entreprise elle vend des habits pour enfant dit avoir obtenu une valeur sur les marchandises vendu en etat, les marchandises vendu après transformation et les services rendus. Prière de corriger. Cette entreprise elle vend des habits pour enfant dit avoir obtenu une valeur sur les marchandises vendu en etat et les marchandises vendu après transformation. La main d'oeuvre familiale pour ramatoulaye goudiaby ayant travaillé dans cette entreprise elle vend des habits pour enfant aucours des 12 derniers mois n'est pas renseigner. Prière de reneigner toutes les informations qui lui concerne. La main d'oeuvre sariale de ramatoulaye goudiaby ayant travaillé dans cette entreprise elle vend des habits pour enfant aucours des 30 derniers jours n'est pas renseigner. Prière de reneigner toutes les informations qui lui concerne.</w:t>
-      </w:r>
-    </w:p>
-    <w:p>
-      <w:r>
-        <w:rPr>
-          <w:b/>
-          <w:color w:val="4672C4"/>
-          <w:sz w:val="22"/>
-        </w:rPr>
-        <w:t>&gt;&gt; Section11 - Caracteristiques logement</w:t>
-      </w:r>
-    </w:p>
-    <w:p>
-      <w:pPr>
-        <w:ind w:left="283"/>
-      </w:pPr>
-      <w:r>
-        <w:rPr>
-          <w:sz w:val="20"/>
-        </w:rPr>
-        <w:t>- Le type de logement est Duplex/ Villa ou Immeuble à plusieurs Appartements mais le principal matériau de construction est different de Ciment/Béton/Pierres de taille et briques cuites.  Le  principal matériau de construction est mur en carreaux et semble exister dans les modalités, prière de prendre attache avec le QG pour plus d'explication afin de la classer bien.</w:t>
-      </w:r>
-    </w:p>
-    <w:p>
-      <w:r>
-        <w:rPr>
-          <w:b/>
-          <w:color w:val="4672C4"/>
-          <w:sz w:val="22"/>
-        </w:rPr>
-        <w:t>&gt;&gt; Section12 - Actifs du menage</w:t>
-      </w:r>
-    </w:p>
-    <w:p>
-      <w:pPr>
-        <w:ind w:left="283"/>
-      </w:pPr>
-      <w:r>
-        <w:rPr>
-          <w:sz w:val="20"/>
-        </w:rPr>
-        <w:t>- Attention ! Appareil TV a été achété à 550000 Fcfa est relativement élevé par rapport aux autres prix d'achat observés dans cette zone. Prière de corriger ou de confirmer avec le QG.</w:t>
+        <w:t>- Le montant dépensé de L'entreprise elle vend des habits pour enfant pour l'achat de ces marchandises revendues en état, sans transformation ne peut être supérieur aux montants obtenus sur la revente de marchandises achetées et revendues en état au cours des 30 derniers jours ou durant le dernier mois où l'entreprise a fonctionné (s10q47 &gt; s10q46), prière de corriger. Le salaire qu'une personne de cette catégorie (10.62) a travaillé(e) dans cette entreprise elle vend des habits pour enfant est élevé ou faible. Prière de confirmer cette information avec le QG ou de corriger.</w:t>
       </w:r>
     </w:p>
     <w:p>
@@ -5301,21 +4777,13 @@
         <w:rPr>
           <w:sz w:val="20"/>
         </w:rPr>
+        <w:t xml:space="preserve">- Dans les milieux urbains c'est peu probable de voir une école dont les élèves ou étudiants ne dépensent pas en frais d'uniformes, prière de verifier pour elhadj kaousou sane et corriger ou confirmer avec le QG. Le montant des autres depenses pour l'année scolaire de elhadj kaousou sane est faible ou élevé. veuillez, s'il vous plait, confirmer ces informations avec le QG ou apporter les corrections nécessaires. </w:t>
+        <w:br/>
         <w:t xml:space="preserve">- La filière de mame diallo est terminal D et semble exister dans les modalités, prière de prendre attache avec le QG pour plus d'explication afin de la classer bien. </w:t>
         <w:br/>
-        <w:t xml:space="preserve">- Le domaine que sauphyatou diallo bénéficié de cette formation est mauniteur de colectivite educative et semble exister dans les modalités, prière de prendre attache avec le QG pour plus d'explication afin de la classer bien. </w:t>
+        <w:t xml:space="preserve">- Le montant des autres depenses pour l'année scolaire de fatima diallo est faible ou élevé. veuillez, s'il vous plait, confirmer ces informations avec le QG ou apporter les corrections nécessaires. </w:t>
         <w:br/>
         <w:t xml:space="preserve">- Peu probable! aminata diallo  n'arrive pas  à comprendre un petit texte lu dans une langue locale (s02q03). Veuillez corriger ou donner des explications au QG. </w:t>
-        <w:br/>
-        <w:t xml:space="preserve">- Peu probable! djibril diallo  n'arrive pas  à comprendre un petit texte lu dans une langue locale (s02q03). Veuillez corriger ou donner des explications au QG. Incohérence!! Le niveau d'études le plus élevé atteint par djibril diallo est Secondaire Technique et Professionnel et le diplôme le plus elevé obtenu par djibril diallo est CEP. La filière de djibril diallo est niveau serie l2 et semble exister dans les modalités, prière de prendre attache avec le QG pour plus d'explication afin de la classer bien. </w:t>
-        <w:br/>
-        <w:t xml:space="preserve">- Peu probable! elhadj kaousou sane  n'arrive pas  à comprendre un petit texte lu dans une langue locale (s02q03). Veuillez corriger ou donner des explications au QG. Dans les milieux urbains c'est peu probable de voir une école dont les élèves ou étudiants ne dépensent pas en frais d'uniformes, prière de verifier pour elhadj kaousou sane et corriger ou confirmer avec le QG. Le montant des autres depenses pour l'année scolaire de elhadj kaousou sane est faible ou élevé. veuillez, s'il vous plait, confirmer ces informations avec le QG ou apporter les corrections nécessaires. </w:t>
-        <w:br/>
-        <w:t xml:space="preserve">- Peu probable! fatima diallo  n'arrive pas  à comprendre un petit texte lu dans une langue locale (s02q03). Veuillez corriger ou donner des explications au QG. Le montant des autres depenses pour l'année scolaire de fatima diallo est faible ou élevé. veuillez, s'il vous plait, confirmer ces informations avec le QG ou apporter les corrections nécessaires. </w:t>
-        <w:br/>
-        <w:t xml:space="preserve">- Peu probable! ibrahima diallo  n'arrive pas  à comprendre un petit texte lu dans une langue locale (s02q03). Veuillez corriger ou donner des explications au QG. </w:t>
-        <w:br/>
-        <w:t xml:space="preserve">- Peu probable! mouhamed konte  n'arrive pas  à comprendre un petit texte lu dans une langue locale (s02q03). Veuillez corriger ou donner des explications au QG. </w:t>
         <w:br/>
         <w:t>- Peu probable! oumy sane  n'arrive pas  à comprendre un petit texte lu dans une langue locale (s02q03). Veuillez corriger ou donner des explications au QG. Dans les milieux urbains c'est peu probable de voir une école dont les élèves ou étudiants ne dépensent pas en frais d'uniformes, prière de verifier pour oumy sane et corriger ou confirmer avec le QG. Le montant des autres depenses pour l'année scolaire de oumy sane est faible ou élevé. veuillez, s'il vous plait, confirmer ces informations avec le QG ou apporter les corrections nécessaires.</w:t>
       </w:r>
@@ -5424,7 +4892,7 @@
         <w:rPr>
           <w:sz w:val="20"/>
         </w:rPr>
-        <w:t>- Attention ! Le prix unitaire d'achat (1000 Fcfa) de Poivre en Sachets (Grand) est relativement élevé par rapport aux autres prix observés dans cette zone. Prière de corriger ou de confirmer avec le QG. Attention ! Le prix unitaire d'achat (3333.333 Fcfa) de Chinchard (Tièkè Dièguè) en Tas (Moyen) est relativement élevé par rapport aux autres prix observés dans cette zone. Prière de corriger ou de confirmer avec le QG. Attention ! Soupçons de quantité anormale! Le ménage de Mame diallo avec une taille de 9 personnes a consommé 2 Kg en taille unique de Viande de bœuf: filet, faux-filet qui est relativement élevé comme consommation par rapport à la condition de vie des autres ménages de même taille dans cette zone. Prière de corriger ou de confirmer avec le QG. Avertissement!!! Le ménage a consommé 8 Morceau (Portion) Moyen de Poisson frais type 8, cette quantité semble anormale pour une consommation des 7 derniers jours.Prière de corriger ou de confirmer avec le QG. Incohérence!! Dans ce ménage, chaque individus consomme par jour 31.05952 Kg  de cereale; Prière de revoir les quantités prises de ces produits. Incohérence!! Dans ce ménage, chaque individus consomme par jour 31.05952 Kg  de cereale; Prière de revoir les quantités prises de ces produits. Le prix d'achat unitaire (300 Fcfa) de Riz local Gambiaka en Sac (50 Kg) de taille taille unique est très faible, prière de regarder les reponses prises dans les questions s07bq07a s07bq07b s07bq07c s07bq08 pour mieux corriger. Attention ! Le prix unitaire d'achat (300 Fcfa) de Riz local Gambiaka en Sac (50 Kg) (taille unique) est relativement faible par rapport aux autres prix observés dans cette zone. Prière de corriger ou de confirmer avec le QG.</w:t>
+        <w:t>- Attention ! Le prix unitaire d'achat (3333.333 Fcfa) de Chinchard (Tièkè Dièguè) en Tas (Moyen) est relativement élevé par rapport aux autres prix observés dans cette zone. Prière de corriger ou de confirmer avec le QG. Avertissement!!! Le ménage a consommé 8 Morceau (Portion) Moyen de Poisson frais type 8, cette quantité semble anormale pour une consommation des 7 derniers jours.Prière de corriger ou de confirmer avec le QG. Attention ! Soupçons de quantité anormale! Le ménage de Mame diallo avec une taille de 9 personnes a consommé 8 Morceau (Portion) en Moyen de Poisson frais type 8 qui est relativement élevé comme consommation par rapport à la condition de vie des autres ménages de même taille dans cette zone. Prière de corriger ou de confirmer avec le QG. Incohérence!! Dans ce ménage, chaque individus consomme par jour 1.468254 Kg  de cereale; Prière de revoir les quantités prises de ces produits. Incohérence!! Dans ce ménage, chaque individus consomme par jour 1.468254 Kg  de cereale; Prière de revoir les quantités prises de ces produits. Le prix d'achat unitaire (300 Fcfa) de Riz local Gambiaka en Sac (50 Kg) de taille taille unique est très faible, prière de regarder les reponses prises dans les questions s07bq07a s07bq07b s07bq07c s07bq08 pour mieux corriger. Attention ! Le prix unitaire d'achat (300 Fcfa) de Riz local Gambiaka en Sac (50 Kg) (taille unique) est relativement faible par rapport aux autres prix observés dans cette zone. Prière de corriger ou de confirmer avec le QG.</w:t>
       </w:r>
     </w:p>
     <w:p>
@@ -5445,12 +4913,6 @@
         <w:rPr>
           <w:sz w:val="20"/>
         </w:rPr>
-        <w:t xml:space="preserve">- La dernière fois que vous avez acheté Frais de blanchiment des vêtements, linge, etc. (Pressing) est la laveuse viens a la maison et semble exister dans les modalités, prière de prendre attache avec le QG pour plus d'explication afin de la classer bien. </w:t>
-        <w:br/>
-        <w:t xml:space="preserve">-  La dernière fois que vous avez acheté Frais de coiffure homme et femme (salon, tressage, mèches, coupe, etc.), manucure, pédicure est les hommes ont un  tondeuse il ne paye  dont les femmes se trese chez une amie et semble exister dans les modalités, prière de prendre attache avec le QG pour plus d'explication afin de la classer bien. </w:t>
-        <w:br/>
-        <w:t xml:space="preserve">-  La dernière fois que vous avez acheté Salaire du personnel de maison (gardien, boy, chauffeur, cuisinier, etc. ) est bonne de maison et semble exister dans les modalités, prière de prendre attache avec le QG pour plus d'explication afin de la classer bien. </w:t>
-        <w:br/>
         <w:t>- Peu plausible! le montant de la dépense pour  Savon de ménage, lessive en poudre, détergents (eau de javel, etc. ) semble trop élevé. Veuillez, s'il vous plaît, confirmer cette information avec le QG ou la corriger.</w:t>
       </w:r>
     </w:p>
@@ -5472,16 +4934,6 @@
         <w:rPr>
           <w:sz w:val="20"/>
         </w:rPr>
-        <w:t xml:space="preserve">- La dernière fois que vous avez acheté Transport inter-localité par voitures est voyager a ziguinchor et semble exister dans les modalités, prière de prendre attache avec le QG pour plus d'explication afin de la classer bien. </w:t>
-        <w:br/>
-        <w:t xml:space="preserve">- Peu plausible! le montant de la dépense pour Chaussures femmes semble élevé. Veuillez, s'il vous plaît, confirmer cette information avec le QG ou la corriger. </w:t>
-        <w:br/>
-        <w:t xml:space="preserve">- Peu plausible! le montant de la dépense pour Tissus d'habillement: tissus pagne, tissu pagne du tisserand, tissu synthétique, etc. semble élevé. Veuillez, s'il vous plaît, confirmer cette information avec le QG ou la corriger. </w:t>
-        <w:br/>
-        <w:t xml:space="preserve">- Peu plausible! le montant de la dépense pour Vêtements enfants (0-14 ans): layette pour bébé, chemise, pantalon garçon, robe fillette, slip enfant, blouses, etc. (Pas inclure les uniformes scolaires) semble élevé. Veuillez, s'il vous plaît, confirmer cette information avec le QG ou la corriger. </w:t>
-        <w:br/>
-        <w:t xml:space="preserve">- Peu plausible! le montant de la dépense pour Vêtements femmes (15 ans et plus): robe, jupe, pantalon, ensemble, etc. semble élevé. Veuillez, s'il vous plaît, confirmer cette information avec le QG ou la corriger. </w:t>
-        <w:br/>
         <w:t>- Peu plausible! le montant de la dépense pour Vêtements hommes (15 ans et plus): chemise, pantalon, veste, ensemble, vêtements de travail, etc. semble élevé. Veuillez, s'il vous plaît, confirmer cette information avec le QG ou la corriger.</w:t>
       </w:r>
     </w:p>
@@ -5503,7 +4955,7 @@
         <w:rPr>
           <w:sz w:val="20"/>
         </w:rPr>
-        <w:t>- Cette entreprise elle fais la transformation des jus et elle achete des produit a syndicat et elle le vend a l ecole dit avoir obtenu une valeur sur les marchandises vendu en etat, les marchandises vendu après transformation et les services rendus. Prière de corriger. Cette entreprise elle fais la transformation des jus et elle achete des produit a syndicat et elle le vend a l ecole dit avoir obtenu une valeur sur les marchandises vendu en etat et les marchandises vendu après transformation.</w:t>
+        <w:t>- Cette entreprise elle fais la transformation des jus et achete du marchandise a la syndiica qu elle vend a l ecole dit avoir obtenu une valeur sur les marchandises vendu en etat, les marchandises vendu après transformation et les services rendus. Prière de corriger. Cette entreprise elle fais la transformation des jus et achete du marchandise a la syndiica qu elle vend a l ecole dit avoir obtenu une valeur sur les marchandises vendu en etat et les marchandises vendu après transformation.</w:t>
       </w:r>
     </w:p>
     <w:p>
@@ -5545,19 +4997,7 @@
         <w:rPr>
           <w:sz w:val="20"/>
         </w:rPr>
-        <w:t xml:space="preserve">- Attention ! Appareil TV a été achété à 285000 Fcfa est relativement élevé par rapport aux autres prix d'achat observés dans cette zone. Prière de corriger ou de confirmer avec le QG. </w:t>
-        <w:br/>
-        <w:t xml:space="preserve">- Attention ! Lit a été achété à 1800000 Fcfa est relativement élevé par rapport aux autres prix d'achat observés dans cette zone. Prière de corriger ou de confirmer avec le QG. Attention ! Lit a été revendu à 1000000 Fcfa qui est relativement élevé par rapport aux autres prix de revente observés dans cette zone. Prière de corriger ou de confirmer avec le QG. </w:t>
-        <w:br/>
-        <w:t xml:space="preserve">- Attention ! Matelas simple a été achété à 500000 Fcfa est relativement élevé par rapport aux autres prix d'achat observés dans cette zone. Prière de corriger ou de confirmer avec le QG. Attention ! Matelas simple a été revendu à 300000 Fcfa qui est relativement élevé par rapport aux autres prix de revente observés dans cette zone. Prière de corriger ou de confirmer avec le QG. </w:t>
-        <w:br/>
-        <w:t xml:space="preserve">- Attention ! Tapis a été achété à 105000 Fcfa est relativement élevé par rapport aux autres prix d'achat observés dans cette zone. Prière de corriger ou de confirmer avec le QG. Attention ! Tapis a été revendu à 50000 Fcfa qui est relativement élevé par rapport aux autres prix de revente observés dans cette zone. Prière de corriger ou de confirmer avec le QG. </w:t>
-        <w:br/>
-        <w:t xml:space="preserve">- Attention ! Ventilateur sur pied a été achété à 100000 Fcfa est relativement élevé par rapport aux autres prix d'achat observés dans cette zone. Prière de corriger ou de confirmer avec le QG. Attention ! Ventilateur sur pied a été revendu à 75000 Fcfa qui est relativement élevé par rapport aux autres prix de revente observés dans cette zone. Prière de corriger ou de confirmer avec le QG. </w:t>
-        <w:br/>
-        <w:t xml:space="preserve">- Avertissement !! L'âge de l'article  Bonbonne de gaz dans ce ménages est très élevé (30), prière de corriger ou confirmer avec le QG. Attention ! Bonbonne de gaz a été achété à 20000 Fcfa est relativement élevé par rapport aux autres prix d'achat observés dans cette zone. Prière de corriger ou de confirmer avec le QG. </w:t>
-        <w:br/>
-        <w:t>- Avertissement!!! Le prix d'achat (850000) de l'article  Salon  (Fauteuils et table basse) est inférieur aux prix de revente (1200000)  avec l'âge du bien atteignant 16 ans. Prière de vérifier ou confirmer avec l'enquêté et mettre les bonnes valeurs après verification, s'il le faut. Attention ! Salon  (Fauteuils et table basse) a été achété à 850000 Fcfa est relativement élevé par rapport aux autres prix d'achat observés dans cette zone. Prière de corriger ou de confirmer avec le QG. Attention ! Salon  (Fauteuils et table basse) a été revendu à 1200000 Fcfa qui est relativement élevé par rapport aux autres prix de revente observés dans cette zone. Prière de corriger ou de confirmer avec le QG.</w:t>
+        <w:t>- Avertissement !! L'âge de l'article  Bonbonne de gaz dans ce ménages est très élevé (30), prière de corriger ou confirmer avec le QG.</w:t>
       </w:r>
     </w:p>
     <w:p>
@@ -5935,51 +5375,7 @@
         <w:rPr>
           <w:sz w:val="20"/>
         </w:rPr>
-        <w:t>- Avertissement!!!  AMATH NABEDE  possède un téléphone android mais dit n'avoir pas accès à l'internet, prière de confirmer cette information avec le QG ou la corriger. L'ethni de AMATH NABEDE est KABYE, prière de bien classer cet ethni qui existe soit dans la liste des ethni ou n'éxiste pas comme ethni. La raison principale pour laquelle que AMATH NABEDE est venu vivre dans cette localité est sa maison est prête et semble exister dans les modalités, prière de prendre attache avec le QG pour plus d'explication afin de la classer bien.</w:t>
-      </w:r>
-    </w:p>
-    <w:p>
-      <w:r>
-        <w:rPr>
-          <w:b/>
-          <w:color w:val="4672C4"/>
-          <w:sz w:val="22"/>
-        </w:rPr>
-        <w:t>&gt;&gt; Section2 - Education</w:t>
-      </w:r>
-    </w:p>
-    <w:p>
-      <w:pPr>
-        <w:ind w:left="283"/>
-      </w:pPr>
-      <w:r>
-        <w:rPr>
-          <w:sz w:val="20"/>
-        </w:rPr>
-        <w:t>- Peu probable! AMATH NABEDE  n'arrive pas  à comprendre un petit texte lu dans une langue locale (s02q03). Veuillez corriger ou donner des explications au QG. La filière de AMATH NABEDE est sciences de la réadaptation fonctionne et semble exister dans les modalités, prière de prendre attache avec le QG pour plus d'explication afin de la classer bien. Le domaine que AMATH NABEDE bénéficié de cette formation est maître en otopedie technique et semble exister dans les modalités, prière de prendre attache avec le QG pour plus d'explication afin de la classer bien.</w:t>
-      </w:r>
-    </w:p>
-    <w:p>
-      <w:r>
-        <w:rPr>
-          <w:b/>
-          <w:color w:val="4672C4"/>
-          <w:sz w:val="22"/>
-        </w:rPr>
-        <w:t>&gt;&gt; Section3 - Sante</w:t>
-      </w:r>
-    </w:p>
-    <w:p>
-      <w:pPr>
-        <w:ind w:left="283"/>
-      </w:pPr>
-      <w:r>
-        <w:rPr>
-          <w:sz w:val="20"/>
-        </w:rPr>
-        <w:t xml:space="preserve">- Incoherent! ADAMA BADJI Bénéficie de CMU et les actes couverts sont différents de tiers payant. Le principal problème de santé que ADAMA BADJI a eu est TENSION et semble exister dans les modalités, prière de prendre attache avec le QG pour plus d'explication afin de la classer bien. Le principal assuré ou qui paye la cotisation à la mutuelle de santé pour ADAMA BADJI est Mari et semble exister dans les modalités, prière de prendre attache avec le QG pour plus d'explication afin de la classer bien. </w:t>
-        <w:br/>
-        <w:t>-  Incoherent! AMATH NABEDE Bénéficie de CMU et les actes couverts sont différents de tiers payant. Le principal assuré ou qui paye la cotisation à la mutuelle de santé pour AMATH NABEDE est lui-même et ETAT et semble exister dans les modalités, prière de prendre attache avec le QG pour plus d'explication afin de la classer bien.</w:t>
+        <w:t>- Avertissement!!!  AMATH NABEDE  possède un téléphone android mais dit n'avoir pas accès à l'internet, prière de confirmer cette information avec le QG ou la corriger. L'ethni de AMATH NABEDE est KABYE, prière de bien classer cet ethni qui existe soit dans la liste des ethni ou n'éxiste pas comme ethni.</w:t>
       </w:r>
     </w:p>
     <w:p>
@@ -6000,49 +5396,7 @@
         <w:rPr>
           <w:sz w:val="20"/>
         </w:rPr>
-        <w:t>- Attention ! Le prix unitaire d'achat (1000 Fcfa) de Carpe frais en Tas (Moyen) est relativement faible par rapport aux autres prix observés dans cette zone. Prière de corriger ou de confirmer avec le QG. Attention ! Le prix unitaire d'achat (1000 Fcfa) de Vinaigre de vin en Bouteille 1l (taille unique) est relativement élevé par rapport aux autres prix observés dans cette zone. Prière de corriger ou de confirmer avec le QG. Attention ! Le prix unitaire d'achat (183.3333 Fcfa) de Boissons gazeuses (Coca, Fanta, Vimto, Sprite, etc.) en Canette de 33 cl (taille unique) est relativement faible par rapport aux autres prix observés dans cette zone. Prière de corriger ou de confirmer avec le QG. Attention ! Le prix unitaire d'achat (1900 Fcfa) de Pomme de terre en Kg (taille unique) est relativement élevé par rapport aux autres prix observés dans cette zone. Prière de corriger ou de confirmer avec le QG. Attention ! Le prix unitaire d'achat (1959.459 Fcfa) de Moutarde en Bouteille 33cl (taille unique) est relativement élevé par rapport aux autres prix observés dans cette zone. Prière de corriger ou de confirmer avec le QG. Attention ! Le prix unitaire d'achat (4729.729 Fcfa) de Lait en poudre en Kg (taille unique) est relativement élevé par rapport aux autres prix observés dans cette zone. Prière de corriger ou de confirmer avec le QG. Attention ! Le prix unitaire d'achat (475 Fcfa) de Beurre en Tablette (Moyen) est relativement faible par rapport aux autres prix observés dans cette zone. Prière de corriger ou de confirmer avec le QG. Avertissement!!! Le ménage a consommé 0.1 Kg taille unique de Poireau, cette quantité semble anormale pour une consommation des 7 derniers jours. prière de corriger ou de confirmer avec le QG. Incohérence!! Dans ce ménage, chaque individus consomme par jour 104.2407 Kg  de cereale; Prière de revoir les quantités prises de ces produits. Incohérence!! Dans ce ménage, chaque individus consomme par jour 104.2407 Kg  de cereale; Prière de revoir les quantités prises de ces produits. Incohérence!! Dans ce ménage, chaque individus consomme par jour 104.2407 Kg  de cereale; Prière de revoir les quantités prises de ces produits. Attention ! Le prix unitaire d'achat (600 Fcfa) de Riz importé parfumé en Kg (taille unique) est relativement élevé par rapport aux autres prix observés dans cette zone. Prière de corriger ou de confirmer avec le QG. Le prix d'achat unitaire (10000 Fcfa) de Café moulu en Kg de taille taille unique prière de regarder les reponses prises dans les questions s07bq07a s07bq07b s07bq07c s07bq08 pour mieux corriger. Attention ! Le prix unitaire d'achat (10000 Fcfa) de Café moulu en Kg (taille unique) est relativement élevé par rapport aux autres prix observés dans cette zone. Prière de corriger ou de confirmer avec le QG.</w:t>
-      </w:r>
-    </w:p>
-    <w:p>
-      <w:r>
-        <w:rPr>
-          <w:b/>
-          <w:color w:val="4672C4"/>
-          <w:sz w:val="22"/>
-        </w:rPr>
-        <w:t>&gt;&gt; Section9b - Depenses non-alimentaires - 7 jours</w:t>
-      </w:r>
-    </w:p>
-    <w:p>
-      <w:pPr>
-        <w:ind w:left="283"/>
-      </w:pPr>
-      <w:r>
-        <w:rPr>
-          <w:sz w:val="20"/>
-        </w:rPr>
-        <w:t>- Il est difficile d'avoir un ménage qui n'a effectué aucune des dépenses mentionnées au cours de 7 derniers jours, prière de revoir la section 9B pour ce ménage.</w:t>
-      </w:r>
-    </w:p>
-    <w:p>
-      <w:r>
-        <w:rPr>
-          <w:b/>
-          <w:color w:val="4672C4"/>
-          <w:sz w:val="22"/>
-        </w:rPr>
-        <w:t>&gt;&gt; Section9e - Depenses non-alimentaires - 6 mois</w:t>
-      </w:r>
-    </w:p>
-    <w:p>
-      <w:pPr>
-        <w:ind w:left="283"/>
-      </w:pPr>
-      <w:r>
-        <w:rPr>
-          <w:sz w:val="20"/>
-        </w:rPr>
-        <w:t>- Peu plausible! le montant de la dépense pour Transport inter-localité par voitures semble faible. Veuillez, s'il vous plaît, confirmer cette information avec le QG ou la corriger.</w:t>
+        <w:t>- Attention ! Le prix unitaire d'achat (100 Fcfa) de Pain moderne (Rond) en Pièce (Moyen) est relativement faible par rapport aux autres prix observés dans cette zone. Prière de corriger ou de confirmer avec le QG. Attention ! Le prix unitaire d'achat (1959.459 Fcfa) de Moutarde en Bouteille 33cl (taille unique) est relativement élevé par rapport aux autres prix observés dans cette zone. Prière de corriger ou de confirmer avec le QG. Attention ! Le prix unitaire d'achat (800 Fcfa) de Vinaigre de vin en Bouteille 1l (taille unique) est relativement élevé par rapport aux autres prix observés dans cette zone. Prière de corriger ou de confirmer avec le QG. Incohérence!! Dans ce ménage, chaque individus consomme par jour 203.0443 Kg  de cereale; Prière de revoir les quantités prises de ces produits. Incohérence!! Dans ce ménage, chaque individus consomme par jour 203.0443 Kg  de cereale; Prière de revoir les quantités prises de ces produits. Incohérence!! Dans ce ménage, chaque individus consomme par jour 203.0443 Kg  de cereale; Prière de revoir les quantités prises de ces produits.</w:t>
       </w:r>
     </w:p>
     <w:p>
@@ -6085,48 +5439,6 @@
           <w:sz w:val="20"/>
         </w:rPr>
         <w:t>- Le nombre de pièces occupés est superieur aux nombre de personne vivant dans le ménage.</w:t>
-      </w:r>
-    </w:p>
-    <w:p>
-      <w:r>
-        <w:rPr>
-          <w:b/>
-          <w:color w:val="4672C4"/>
-          <w:sz w:val="22"/>
-        </w:rPr>
-        <w:t>&gt;&gt; Section12 - Actifs du menage</w:t>
-      </w:r>
-    </w:p>
-    <w:p>
-      <w:pPr>
-        <w:ind w:left="283"/>
-      </w:pPr>
-      <w:r>
-        <w:rPr>
-          <w:sz w:val="20"/>
-        </w:rPr>
-        <w:t>- Attention ! Mixeur/Presse-fruits non électrique a été achété à 85000 Fcfa est relativement élevé par rapport aux autres prix d'achat observés dans cette zone. Prière de corriger ou de confirmer avec le QG. Attention ! Mixeur/Presse-fruits non électrique a été revendu à 40000 Fcfa qui est relativement élevé par rapport aux autres prix de revente observés dans cette zone. Prière de corriger ou de confirmer avec le QG.</w:t>
-      </w:r>
-    </w:p>
-    <w:p>
-      <w:r>
-        <w:rPr>
-          <w:b/>
-          <w:color w:val="4672C4"/>
-          <w:sz w:val="22"/>
-        </w:rPr>
-        <w:t>&gt;&gt; Section15 - Filets sociaux</w:t>
-      </w:r>
-    </w:p>
-    <w:p>
-      <w:pPr>
-        <w:ind w:left="283"/>
-      </w:pPr>
-      <w:r>
-        <w:rPr>
-          <w:sz w:val="20"/>
-        </w:rPr>
-        <w:t>- Avertissement!! Aucun membre dans ce ménage n'a entendu parler d'aucun programme de la section 15, prière de confirmer ce cas avec le QG.</w:t>
       </w:r>
     </w:p>
     <w:p>
@@ -6493,27 +5805,6 @@
           <w:color w:val="4672C4"/>
           <w:sz w:val="22"/>
         </w:rPr>
-        <w:t>&gt;&gt; Section1 - Caracteristiques des membres</w:t>
-      </w:r>
-    </w:p>
-    <w:p>
-      <w:pPr>
-        <w:ind w:left="283"/>
-      </w:pPr>
-      <w:r>
-        <w:rPr>
-          <w:sz w:val="20"/>
-        </w:rPr>
-        <w:t>- La raison principale pour laquelle que Ndiaga NDAW DIOUF est venu vivre dans cette localité est sa maison est fini en se moment et semble exister dans les modalités, prière de prendre attache avec le QG pour plus d'explication afin de la classer bien.</w:t>
-      </w:r>
-    </w:p>
-    <w:p>
-      <w:r>
-        <w:rPr>
-          <w:b/>
-          <w:color w:val="4672C4"/>
-          <w:sz w:val="22"/>
-        </w:rPr>
         <w:t>&gt;&gt; Section2 - Education</w:t>
       </w:r>
     </w:p>
@@ -6525,21 +5816,13 @@
         <w:rPr>
           <w:sz w:val="20"/>
         </w:rPr>
+        <w:t xml:space="preserve">- Dans les milieux urbains c'est peu probable de voir une école dont les élèves ou étudiants ne dépensent pas en frais d'uniformes, prière de verifier pour NDEYE PENDA DIOUF et corriger ou confirmer avec le QG. </w:t>
+        <w:br/>
         <w:t xml:space="preserve">- Peu probable! AMINATA NIANG  n'arrive pas  à comprendre un petit texte lu dans une langue locale (s02q03). Veuillez corriger ou donner des explications au QG. </w:t>
         <w:br/>
         <w:t xml:space="preserve">- Peu probable! Grasse NIANG  n'arrive pas  à comprendre un petit texte lu dans une langue locale (s02q03). Veuillez corriger ou donner des explications au QG. </w:t>
         <w:br/>
-        <w:t xml:space="preserve">- Peu probable! KHADY DIOUF  n'arrive pas  à comprendre un petit texte lu dans une langue locale (s02q03). Veuillez corriger ou donner des explications au QG. </w:t>
-        <w:br/>
-        <w:t xml:space="preserve">- Peu probable! NDEYE FATOU DIOUF  n'arrive pas  à comprendre un petit texte lu dans une langue locale (s02q03). Veuillez corriger ou donner des explications au QG. La filière de NDEYE FATOU DIOUF est sante et semble exister dans les modalités, prière de prendre attache avec le QG pour plus d'explication afin de la classer bien. </w:t>
-        <w:br/>
-        <w:t xml:space="preserve">- Peu probable! NDEYE PENDA DIOUF  n'arrive pas  à comprendre un petit texte lu dans une langue locale (s02q03). Veuillez corriger ou donner des explications au QG. Le montant des frais pour les cahiers et autres matériels scolaires pour l'année scolaire de NDEYE PENDA DIOUF est de 0 FCFA, NDEYE PENDA DIOUF a fait comment pour payer ces cahiers et autres matériels scolaires (SAC, stylo, craie, ardoise, crayon...) ? prière de corriger. Dans les milieux urbains c'est peu probable de voir une école dont les élèves ou étudiants ne dépensent pas en frais d'uniformes, prière de verifier pour NDEYE PENDA DIOUF et corriger ou confirmer avec le QG. </w:t>
-        <w:br/>
-        <w:t xml:space="preserve">- Peu probable! Ndiaga NDAW DIOUF  n'arrive pas  à comprendre un petit texte lu dans une langue locale (s02q03). Veuillez corriger ou donner des explications au QG. </w:t>
-        <w:br/>
-        <w:t xml:space="preserve">- Peu probable! RAMATOULAYE DIOUF  n'arrive pas  à comprendre un petit texte lu dans une langue locale (s02q03). Veuillez corriger ou donner des explications au QG.  Incohérence ! le montant payé de RAMATOULAYE DIOUF pour la cotisation est très faible . veuillez, s'il vous plait, confirmer ces informations avec le QG ou apporter les corrections nécessaires. </w:t>
-        <w:br/>
-        <w:t>- Peu probable! SALIMATA DIOUF  n'arrive pas  à comprendre un petit texte lu dans une langue locale (s02q03). Veuillez corriger ou donner des explications au QG.  Incohérence ! le montant payé de SALIMATA DIOUF pour la cotisation est très faible . veuillez, s'il vous plait, confirmer ces informations avec le QG ou apporter les corrections nécessaires.</w:t>
+        <w:t>- Peu probable! Ndiaga NDAW DIOUF  n'arrive pas  à comprendre un petit texte lu dans une langue locale (s02q03). Veuillez corriger ou donner des explications au QG.</w:t>
       </w:r>
     </w:p>
     <w:p>
@@ -6608,34 +5891,7 @@
         <w:rPr>
           <w:sz w:val="20"/>
         </w:rPr>
-        <w:t>- || Attention ! Le nombre de jours que AMINATA NIANG a travaillés par mois semble être inférieur à 15. Veuillez, s'il vous plaît, confirmer cette information. Avertissement!!! AMINATA NIANG enquêté dans l'emploi principale n'a pas declaré son salaire prière de fournir plus d'effort pour lui demander son salire, vous pouvez utiliser des stratégies pour faire une estimation ou demander des conseils au QG. Avertissement!!! AMINATA NIANG enquêté dans l'emploi principale n'a pas declaré son revenu prière de fournir plus d'effort pour lui demander son revenu, vous pouvez utiliser des stratégies pour faire une estimation ou demander des conseils au QG.</w:t>
-      </w:r>
-    </w:p>
-    <w:p>
-      <w:r>
-        <w:rPr>
-          <w:b/>
-          <w:color w:val="4672C4"/>
-          <w:sz w:val="22"/>
-        </w:rPr>
-        <w:t>&gt;&gt; Section6 - Epargne et credit</w:t>
-      </w:r>
-    </w:p>
-    <w:p>
-      <w:pPr>
-        <w:ind w:left="283"/>
-      </w:pPr>
-      <w:r>
-        <w:rPr>
-          <w:sz w:val="20"/>
-        </w:rPr>
-        <w:t xml:space="preserve">- La  raison pourquoi Grasse NIANG n'a pas demandé de crédit auprès d'une institution financière au cours des 12 derniers mois est son mari ne veux pas et semble exister dans les modalités, prière de prendre attache avec le QG pour plus d'explication afin de la classer bien. </w:t>
-        <w:br/>
-        <w:t xml:space="preserve">-  La  raison pourquoi Ndiaga NDAW DIOUF n'a pas demandé de crédit auprès d'une institution financière au cours des 12 derniers mois est il n a pas cette habitude et semble exister dans les modalités, prière de prendre attache avec le QG pour plus d'explication afin de la classer bien. </w:t>
-        <w:br/>
-        <w:t xml:space="preserve">-  La  raison pourquoi RAMATOULAYE DIOUF n'a pas demandé de crédit auprès d'une institution financière au cours des 12 derniers mois est enfant et semble exister dans les modalités, prière de prendre attache avec le QG pour plus d'explication afin de la classer bien. </w:t>
-        <w:br/>
-        <w:t>-  La  raison pourquoi SALIMATA DIOUF n'a pas demandé de crédit auprès d'une institution financière au cours des 12 derniers mois est enfant et semble exister dans les modalités, prière de prendre attache avec le QG pour plus d'explication afin de la classer bien.</w:t>
+        <w:t>- || Avertissement!!! AMINATA NIANG enquêté dans l'emploi principale n'a pas declaré son salaire prière de fournir plus d'effort pour lui demander son salire, vous pouvez utiliser des stratégies pour faire une estimation ou demander des conseils au QG. Avertissement!!! AMINATA NIANG enquêté dans l'emploi principale n'a pas declaré son revenu prière de fournir plus d'effort pour lui demander son revenu, vous pouvez utiliser des stratégies pour faire une estimation ou demander des conseils au QG.</w:t>
       </w:r>
     </w:p>
     <w:p>
@@ -6656,118 +5912,7 @@
         <w:rPr>
           <w:sz w:val="20"/>
         </w:rPr>
-        <w:t>- Attention ! Le prix unitaire d'achat (1000 Fcfa) de Vinaigre de vin en Bouteille 1l (taille unique) est relativement élevé par rapport aux autres prix observés dans cette zone. Prière de corriger ou de confirmer avec le QG. Attention ! Le prix unitaire d'achat (140 Fcfa) de Pain moderne (Baguette) en miche (Moyen) est relativement faible par rapport aux autres prix observés dans cette zone. Prière de corriger ou de confirmer avec le QG. Attention ! Le prix unitaire d'achat (1600 Fcfa) de Lait en poudre en Kg (taille unique) est relativement faible par rapport aux autres prix observés dans cette zone. Prière de corriger ou de confirmer avec le QG. Attention ! Le prix unitaire d'achat (2400 Fcfa) de Orange  en Kg (taille unique) est relativement élevé par rapport aux autres prix observés dans cette zone. Prière de corriger ou de confirmer avec le QG. Attention ! Le prix unitaire d'achat (500 Fcfa) de Capitaine frais en Pièce (Petit) est relativement élevé par rapport aux autres prix observés dans cette zone. Prière de corriger ou de confirmer avec le QG. Attention ! Le prix unitaire d'achat (500 Fcfa) de Piment frais en Tas (Petit) est relativement élevé par rapport aux autres prix observés dans cette zone. Prière de corriger ou de confirmer avec le QG. Attention ! Soupçons de quantité anormale! Le ménage de Ndiaga Ndaw DIOUF avec une taille de 8 personnes a consommé 5.5 Kg en taille unique de Oignon frais qui est relativement élevé comme consommation par rapport à la condition de vie des autres ménages de même taille dans cette zone. Prière de corriger ou de confirmer avec le QG. Avertissement!! La quantité (5.5 litre) du produit Huile de soja  consommée  par le ménage semble très élevé, prière de corriger ou confirmer avec le QG. Attention ! Le prix unitaire d'achat (950 Fcfa) de Huile de soja  en Bidon 20l (taille unique) est relativement faible par rapport aux autres prix observés dans cette zone. Prière de corriger ou de confirmer avec le QG. Attention ! Soupçons de quantité anormale! Le ménage de Ndiaga Ndaw DIOUF avec une taille de 8 personnes a consommé 5.5 Litre en taille unique de Huile de soja  qui est relativement élevé comme consommation par rapport à la condition de vie des autres ménages de même taille dans cette zone. Prière de corriger ou de confirmer avec le QG. Avertissement!! Les quantités du Thé en feuille consommées en Sachets industriel semble incoherent car les ménages consomment géneralement en sachet ou en paquet, prière de corriger ou confirmer avec le QG. Avertissement!!! Le ménage a consommé 7 Paquet Petit de Thé en sachet, cette quantité semble anormale pour une consommation des 7 derniers jours.Prière de corriger ou de confirmer avec le QG. Avertissement!! le prix unitaire (100 Fcfa) de Thé en sachet (unité: Paquet) de taille Petit est très faible ou élevé. Prière de corriger ou de confirmer avec le QG. Incohérence!! Dans ce ménage, chaque individus consomme par jour 25.30625 Kg  de cereale; Prière de revoir les quantités prises de ces produits. Incohérence!! Dans ce ménage, chaque individus consomme par jour 25.30625 Kg  de cereale; Prière de revoir les quantités prises de ces produits. Incohérence!! Dans ce ménage, chaque individus consomme par jour 25.30625 Kg  de cereale; Prière de revoir les quantités prises de ces produits. Incohérence!! Dans ce ménage, chaque individus consomme par jour 25.30625 Kg  de cereale; Prière de revoir les quantités prises de ces produits. Le prix d'achat unitaire (1500 Fcfa) de Semoule de mil en Kg de taille taille unique semble élevé, prière de regarder les reponses prises dans les questions s07bq07a s07bq07b s07bq07c s07bq08 pour mieux corriger. Attention ! Le prix unitaire d'achat (1500 Fcfa) de Semoule de mil en Kg (taille unique) est relativement élevé par rapport aux autres prix observés dans cette zone. Prière de corriger ou de confirmer avec le QG. Le prix d'achat unitaire (250000 Fcfa) de Café moulu en Kg de taille taille unique prière de regarder les reponses prises dans les questions s07bq07a s07bq07b s07bq07c s07bq08 pour mieux corriger. Attention ! Le prix unitaire d'achat (250000 Fcfa) de Café moulu en Kg (taille unique) est relativement élevé par rapport aux autres prix observés dans cette zone. Prière de corriger ou de confirmer avec le QG. Le prix d'achat unitaire (6400 Fcfa) de Poivre en Kg de taille taille unique prière de regarder les reponses prises dans les questions s07bq07a s07bq07b s07bq07c s07bq08 pour mieux corriger.</w:t>
-      </w:r>
-    </w:p>
-    <w:p>
-      <w:r>
-        <w:rPr>
-          <w:b/>
-          <w:color w:val="4672C4"/>
-          <w:sz w:val="22"/>
-        </w:rPr>
-        <w:t>&gt;&gt; Section9c - Depenses non-alimentaires - 30 jours</w:t>
-      </w:r>
-    </w:p>
-    <w:p>
-      <w:pPr>
-        <w:ind w:left="283"/>
-      </w:pPr>
-      <w:r>
-        <w:rPr>
-          <w:sz w:val="20"/>
-        </w:rPr>
-        <w:t xml:space="preserve">- La dernière fois que vous avez acheté Autres produits de toilettes (rasoir, coton, crème/mousse à raser etc.) est maison par sa femme et semble exister dans les modalités, prière de prendre attache avec le QG pour plus d'explication afin de la classer bien. </w:t>
-        <w:br/>
-        <w:t xml:space="preserve">-  La dernière fois que vous avez acheté Frais de ramassage des ordures ménagères est charente et semble exister dans les modalités, prière de prendre attache avec le QG pour plus d'explication afin de la classer bien. </w:t>
-        <w:br/>
-        <w:t>- Peu plausible! le montant de la dépense pour  Frais de mouture des céréales semble trop élevé. Veuillez, s'il vous plaît, confirmer cette information avec le QG ou la corriger.</w:t>
-      </w:r>
-    </w:p>
-    <w:p>
-      <w:r>
-        <w:rPr>
-          <w:b/>
-          <w:color w:val="4672C4"/>
-          <w:sz w:val="22"/>
-        </w:rPr>
-        <w:t>&gt;&gt; Section9d - Depenses non-alimentaires - 3 mois</w:t>
-      </w:r>
-    </w:p>
-    <w:p>
-      <w:pPr>
-        <w:ind w:left="283"/>
-      </w:pPr>
-      <w:r>
-        <w:rPr>
-          <w:sz w:val="20"/>
-        </w:rPr>
-        <w:t>- Peu plausible! le montant de la dépense pour Brosse à dents semble trop élevé. Veuillez, s'il vous plaît, confirmer cette information avec le QG ou la corriger.</w:t>
-      </w:r>
-    </w:p>
-    <w:p>
-      <w:r>
-        <w:rPr>
-          <w:b/>
-          <w:color w:val="4672C4"/>
-          <w:sz w:val="22"/>
-        </w:rPr>
-        <w:t>&gt;&gt; Section10b - caracteristiques entreprise non agricole</w:t>
-      </w:r>
-    </w:p>
-    <w:p>
-      <w:pPr>
-        <w:ind w:left="283"/>
-      </w:pPr>
-      <w:r>
-        <w:rPr>
-          <w:sz w:val="20"/>
-        </w:rPr>
-        <w:t>- Incohérence!! L'entreprise transformation du mil dit avoir réçu une somme sur la revente de ces marchandises achetées et revendues en état (s10q46 est differnt de 0) mais n'a depensé aucune somme sur l'achat des marchandises revendues en état (s10q47==0), prière de fournir plus d'effort pour estimer le montant obtenu sur la depense de ces marchandises achetées et revendues en état. Le montant dépensé de l'entreprise transformation du mil en achat de matières premières pour les produits vendus au cours des 30 derniers jours ou durant le dernier mois où l'entreprise a fonctionné ne peut pas être supéreur aux montants obtenus sur la vente de produits transformés par l'entreprise au cours de cette même période où l'entreprise a fonctionné (s10q49 &gt; s10q48), prière de corriger. Cette entreprise transformation du mil dit avoir obtenu une valeur sur les marchandises vendu en etat et les marchandises vendu après transformation.</w:t>
-      </w:r>
-    </w:p>
-    <w:p>
-      <w:r>
-        <w:rPr>
-          <w:b/>
-          <w:color w:val="4672C4"/>
-          <w:sz w:val="22"/>
-        </w:rPr>
-        <w:t>&gt;&gt; Section12 - Actifs du menage</w:t>
-      </w:r>
-    </w:p>
-    <w:p>
-      <w:pPr>
-        <w:ind w:left="283"/>
-      </w:pPr>
-      <w:r>
-        <w:rPr>
-          <w:sz w:val="20"/>
-        </w:rPr>
-        <w:t xml:space="preserve">- Attention ! Ordinateur a été achété à 300000 Fcfa est relativement élevé par rapport aux autres prix d'achat observés dans cette zone. Prière de corriger ou de confirmer avec le QG. </w:t>
-        <w:br/>
-        <w:t>- Attention ! Téléphone portable a été achété à 295000 Fcfa est relativement élevé par rapport aux autres prix d'achat observés dans cette zone. Prière de corriger ou de confirmer avec le QG. Attention ! Téléphone portable a été revendu à 200000 Fcfa qui est relativement élevé par rapport aux autres prix de revente observés dans cette zone. Prière de corriger ou de confirmer avec le QG.</w:t>
-      </w:r>
-    </w:p>
-    <w:p>
-      <w:r>
-        <w:rPr>
-          <w:b/>
-          <w:color w:val="4672C4"/>
-          <w:sz w:val="22"/>
-        </w:rPr>
-        <w:t>&gt;&gt; Section14 - Chocs</w:t>
-      </w:r>
-    </w:p>
-    <w:p>
-      <w:pPr>
-        <w:ind w:left="283"/>
-      </w:pPr>
-      <w:r>
-        <w:rPr>
-          <w:sz w:val="20"/>
-        </w:rPr>
-        <w:t>- Avertissement!! Le ménage n'a été négativement affecté par aucun des problèmes donnés dans la section 14. Confirmez vous cette information avec le QG?</w:t>
+        <w:t>- Attention ! Le prix unitaire d'achat (159.0909 Fcfa) de Pain moderne (Baguette) en miche (Moyen) est relativement élevé par rapport aux autres prix observés dans cette zone. Prière de corriger ou de confirmer avec le QG. Attention ! Le prix unitaire d'achat (500 Fcfa) de Capitaine frais en Pièce (Petit) est relativement élevé par rapport aux autres prix observés dans cette zone. Prière de corriger ou de confirmer avec le QG. Attention ! Le prix unitaire d'achat (800 Fcfa) de Vinaigre de vin en Bouteille 1l (taille unique) est relativement élevé par rapport aux autres prix observés dans cette zone. Prière de corriger ou de confirmer avec le QG. Attention ! Soupçons de quantité anormale! Le ménage de Ndiaga Ndaw DIOUF avec une taille de 8 personnes a consommé 2.2 Kg en taille unique de Lait en poudre qui est relativement élevé comme consommation par rapport à la condition de vie des autres ménages de même taille dans cette zone. Prière de corriger ou de confirmer avec le QG. Avertissement!! La quantité (4.87 litre) du produit Huile de soja  consommée  par le ménage semble très élevé, prière de corriger ou confirmer avec le QG. Attention ! Le prix unitaire d'achat (950 Fcfa) de Huile de soja  en Bidon 20l (taille unique) est relativement faible par rapport aux autres prix observés dans cette zone. Prière de corriger ou de confirmer avec le QG. Avertissement!! Les quantités du Thé en feuille consommées en Sachets industriel semble incoherent car les ménages consomment géneralement en sachet ou en paquet, prière de corriger ou confirmer avec le QG. Avertissement!!! Le ménage a consommé 7 Paquet Moyen de Thé en sachet, cette quantité semble anormale pour une consommation des 7 derniers jours.Prière de corriger ou de confirmer avec le QG. Avertissement!! le prix unitaire (120 Fcfa) de Thé en sachet (unité: Paquet) de taille Grand est très faible ou élevé. Prière de corriger ou de confirmer avec le QG. Attention ! Le prix unitaire d'achat (120 Fcfa) de Thé en sachet en Paquet (Grand) est relativement faible par rapport aux autres prix observés dans cette zone. Prière de corriger ou de confirmer avec le QG. Incohérence!! Dans ce ménage, chaque individus consomme par jour 46.61607 Kg  de cereale; Prière de revoir les quantités prises de ces produits. Incohérence!! Dans ce ménage, chaque individus consomme par jour 46.61607 Kg  de cereale; Prière de revoir les quantités prises de ces produits. Incohérence!! Dans ce ménage, chaque individus consomme par jour 46.61607 Kg  de cereale; Prière de revoir les quantités prises de ces produits.</w:t>
       </w:r>
     </w:p>
     <w:p>
@@ -7145,13 +6290,11 @@
         <w:rPr>
           <w:sz w:val="20"/>
         </w:rPr>
-        <w:t xml:space="preserve">- Avertissement!!!  ISSA MBENGUE  possède un téléphone android mais dit n'avoir pas accès à l'internet, prière de confirmer cette information avec le QG ou la corriger. Attention ! Le montant (10000 Fcfa) dépensé ou reçu en cadeau pour les cartes prépayées, les transferts de crédit et les abonnements de  ISSA MBENGUE est relativement élevé par rapport aux autres montants depansés observés dans cette zone. Prière de corriger ou de confirmer avec le QG. Attention ! Le montant (20000 Fcfa) dépensé ou reçu en cadeau pour les recharges internet ou de forfaits de données mobiles(hors appels vocaux), aucours des 30 derniers jours de  ISSA MBENGUE est relativement élevé par rapport aux autres montants depansés observés dans cette zone. Prière de corriger ou de confirmer avec le QG. </w:t>
+        <w:t xml:space="preserve">- Avertissement!!!  ISSA MBENGUE  possède un téléphone android mais dit n'avoir pas accès à l'internet, prière de confirmer cette information avec le QG ou la corriger. </w:t>
         <w:br/>
         <w:t xml:space="preserve">-  Avertissement!!!  SINA FALL  possède un téléphone android mais dit n'avoir pas accès à l'internet, prière de confirmer cette information avec le QG ou la corriger. Attention ! Le montant (5000 Fcfa) dépensé ou reçu en cadeau pour les cartes prépayées, les transferts de crédit et les abonnements de  SINA FALL est relativement élevé par rapport aux autres montants depansés observés dans cette zone. Prière de corriger ou de confirmer avec le QG. Attention ! Le montant (4500 Fcfa) dépensé ou reçu en cadeau pour les recharges internet ou de forfaits de données mobiles(hors appels vocaux), aucours des 30 derniers jours de  SINA FALL est relativement élevé par rapport aux autres montants depansés observés dans cette zone. Prière de corriger ou de confirmer avec le QG. </w:t>
         <w:br/>
-        <w:t xml:space="preserve">- Incoherence! PAPA MBENGUE dispose d'un téléphone portable à s01q39, donc la raison évoquée ne peut pas être (ne dispose pas d'appareil). La raison principale que PAPA MBENGUE envisage de migrer est travail et semble exister dans les modalités, prière de prendre attache avec le QG pour plus d'explication afin de la classer bien. </w:t>
-        <w:br/>
-        <w:t>- La raison principale que AWA MBENGUE envisage de migrer est du travail et semble exister dans les modalités, prière de prendre attache avec le QG pour plus d'explication afin de la classer bien.</w:t>
+        <w:t>- La raison principale que PAPA MBENGUE envisage de migrer est travail et semble exister dans les modalités, prière de prendre attache avec le QG pour plus d'explication afin de la classer bien.</w:t>
       </w:r>
     </w:p>
     <w:p>
@@ -7172,61 +6315,13 @@
         <w:rPr>
           <w:sz w:val="20"/>
         </w:rPr>
-        <w:t xml:space="preserve">- Incohérence ! seulement les écoles gouvermentales paient les cotisations (Gouvernement, communauté, ONG ou organisation humanitaire). veuillez, s'il vous plait, confirmer cette information de FATOU BA avec le QG ou apporter les corrections nécessaires. Le montant des autres depenses pour l'année scolaire de FATOU BA est faible ou élevé. veuillez, s'il vous plait, confirmer ces informations avec le QG ou apporter les corrections nécessaires. </w:t>
-        <w:br/>
-        <w:t xml:space="preserve">- La filière de AWA MBENGUE est pas de filiere et semble exister dans les modalités, prière de prendre attache avec le QG pour plus d'explication afin de la classer bien. </w:t>
+        <w:t xml:space="preserve">- Le montant des autres depenses pour l'année scolaire de FATOU BA est faible ou élevé. veuillez, s'il vous plait, confirmer ces informations avec le QG ou apporter les corrections nécessaires. </w:t>
         <w:br/>
         <w:t xml:space="preserve">- Peu probable! ABDAWA KOUTA  n'arrive pas  à comprendre un petit texte lu dans une langue locale (s02q03). Veuillez corriger ou donner des explications au QG. </w:t>
         <w:br/>
         <w:t xml:space="preserve">- Peu probable! ISSA MBENGUE  n'arrive pas  à comprendre un petit texte lu dans une langue locale (s02q03). Veuillez corriger ou donner des explications au QG. Peu probable! ISSA MBENGUE  ne sait ni lire, ni écrire, ni comprendre dans aucune des langues  (s02q01,s02q02,s02q03). Veuillez corriger ou donner des explications au QG. </w:t>
         <w:br/>
         <w:t>- Peu probable! SINA FALL  n'arrive pas  à comprendre un petit texte lu dans une langue locale (s02q03). Veuillez corriger ou donner des explications au QG.</w:t>
-      </w:r>
-    </w:p>
-    <w:p>
-      <w:r>
-        <w:rPr>
-          <w:b/>
-          <w:color w:val="4672C4"/>
-          <w:sz w:val="22"/>
-        </w:rPr>
-        <w:t>&gt;&gt; Section3 - Sante</w:t>
-      </w:r>
-    </w:p>
-    <w:p>
-      <w:pPr>
-        <w:ind w:left="283"/>
-      </w:pPr>
-      <w:r>
-        <w:rPr>
-          <w:sz w:val="20"/>
-        </w:rPr>
-        <w:t>- Le principal problème de santé que SINA FALL a eu est probleme denter et semble exister dans les modalités, prière de prendre attache avec le QG pour plus d'explication afin de la classer bien.</w:t>
-      </w:r>
-    </w:p>
-    <w:p>
-      <w:r>
-        <w:rPr>
-          <w:b/>
-          <w:color w:val="4672C4"/>
-          <w:sz w:val="22"/>
-        </w:rPr>
-        <w:t>&gt;&gt; Section4a - Emploi</w:t>
-      </w:r>
-    </w:p>
-    <w:p>
-      <w:pPr>
-        <w:ind w:left="283"/>
-      </w:pPr>
-      <w:r>
-        <w:rPr>
-          <w:sz w:val="20"/>
-        </w:rPr>
-        <w:t xml:space="preserve">- La  raison principale que FATOU MBENGUE n'a pas cherché du travail au cours des 30 derniers jours est en formation et semble exister dans les modalités, prière de prendre attache avec le QG pour plus d'explication afin de la classer bien. </w:t>
-        <w:br/>
-        <w:t xml:space="preserve">- Avertissement! Généralement les jeunes hommes (10 à 25ans) font des travaux ménager soit apprendre les enfants à reviser leurs léçons ou d'autres cours, ABDAWA KOUTA n'a consacré aucune heure pour les travaux cités en s04q01, s04q02, s04q03, s04q04, s04q05, s04q06, s04q07 et s04q08.Prière de regarder pour corriger ou confirmer avec le QG. </w:t>
-        <w:br/>
-        <w:t>- Avertissement! Généralement les jeunes hommes (10 à 25ans) font des travaux ménager soit apprendre les enfants à reviser leurs léçons ou d'autres cours, PAPA MBENGUE n'a consacré aucune heure pour les travaux cités en s04q01, s04q02, s04q03, s04q04, s04q05, s04q06, s04q07 et s04q08.Prière de regarder pour corriger ou confirmer avec le QG.</w:t>
       </w:r>
     </w:p>
     <w:p>
@@ -7247,11 +6342,11 @@
         <w:rPr>
           <w:sz w:val="20"/>
         </w:rPr>
-        <w:t xml:space="preserve">- Attention ! Le nombre de jours que SARIATOU MBENGUE a travaillés par mois semble être inférieur à 15. Veuillez, s'il vous plaît, confirmer cette information. Avertissement!!! SARIATOU MBENGUE enquêté dans l'emploi principale n'a pas declaré son salaire prière de fournir plus d'effort pour lui demander son salire, vous pouvez utiliser des stratégies pour faire une estimation ou demander des conseils au QG. Avertissement!!! SARIATOU MBENGUE enquêté dans l'emploi principale n'a pas declaré son revenu prière de fournir plus d'effort pour lui demander son revenu, vous pouvez utiliser des stratégies pour faire une estimation ou demander des conseils au QG. </w:t>
-        <w:br/>
-        <w:t xml:space="preserve">- Attention ! Le nombre de jours que SINA FALL a travaillés par mois semble être inférieur à 15. Veuillez, s'il vous plaît, confirmer cette information. Attention! le nombre d'heure que SINA FALL a travaillé par jour semble être inferieur à 4, veuillez s'il vous plait confirmer cette information avec le QG. </w:t>
+        <w:t xml:space="preserve">- Attention! le nombre d'heure que SINA FALL a travaillé par jour semble être inferieur à 4, veuillez s'il vous plait confirmer cette information avec le QG. </w:t>
         <w:br/>
         <w:t xml:space="preserve">- Avertissement!!! PAPA MBENGUE enquêté dans l'emploi principale n'a pas declaré son salaire prière de fournir plus d'effort pour lui demander son salire, vous pouvez utiliser des stratégies pour faire une estimation ou demander des conseils au QG. Avertissement!!! PAPA MBENGUE enquêté dans l'emploi principale n'a pas declaré son revenu prière de fournir plus d'effort pour lui demander son revenu, vous pouvez utiliser des stratégies pour faire une estimation ou demander des conseils au QG. </w:t>
+        <w:br/>
+        <w:t xml:space="preserve">- Avertissement!!! SARIATOU MBENGUE enquêté dans l'emploi principale n'a pas declaré son salaire prière de fournir plus d'effort pour lui demander son salire, vous pouvez utiliser des stratégies pour faire une estimation ou demander des conseils au QG. Avertissement!!! SARIATOU MBENGUE enquêté dans l'emploi principale n'a pas declaré son revenu prière de fournir plus d'effort pour lui demander son revenu, vous pouvez utiliser des stratégies pour faire une estimation ou demander des conseils au QG. </w:t>
         <w:br/>
         <w:t>- Nombre de mois exercé par AWA MBENGUE dans l'emploi au cours des 12 derniers mois semble faible, veuillez corriger s'il vous plait ou comfirmer avec le QG. Avertissement!!! AWA MBENGUE enquêté dans l'emploi principale n'a pas declaré son salaire prière de fournir plus d'effort pour lui demander son salire, vous pouvez utiliser des stratégies pour faire une estimation ou demander des conseils au QG. Avertissement!!! AWA MBENGUE enquêté dans l'emploi principale n'a pas declaré son revenu prière de fournir plus d'effort pour lui demander son revenu, vous pouvez utiliser des stratégies pour faire une estimation ou demander des conseils au QG.</w:t>
       </w:r>
@@ -7274,49 +6369,7 @@
         <w:rPr>
           <w:sz w:val="20"/>
         </w:rPr>
-        <w:t>- Attention ! Le prix unitaire d'achat (125 Fcfa) de Cube alimentaire (Maggi, Jumbo, ) en Sachets (Petit) est relativement élevé par rapport aux autres prix observés dans cette zone. Prière de corriger ou de confirmer avec le QG. Attention ! Le prix unitaire d'achat (200 Fcfa) de Manioc en tubercules en Morceau (Portion) (Moyen) est relativement élevé par rapport aux autres prix observés dans cette zone. Prière de corriger ou de confirmer avec le QG. Attention ! Le prix unitaire d'achat (200 Fcfa) de Patate douce en Morceau (Portion) (Moyen) est relativement élevé par rapport aux autres prix observés dans cette zone. Prière de corriger ou de confirmer avec le QG. Attention ! Le prix unitaire d'achat (300 Fcfa) de Lait concentré non-sucré en Boite (Autre que la boite/pot de tomate) (Petit) est relativement faible par rapport aux autres prix observés dans cette zone. Prière de corriger ou de confirmer avec le QG. Attention ! Soupçons de quantité anormale! Le ménage de ISSA MBENGUE avec une taille de 8 personnes a consommé 1.5 Kg en taille unique de Pâte d'arachide qui est relativement élevé comme consommation par rapport à la condition de vie des autres ménages de même taille dans cette zone. Prière de corriger ou de confirmer avec le QG.</w:t>
-      </w:r>
-    </w:p>
-    <w:p>
-      <w:r>
-        <w:rPr>
-          <w:b/>
-          <w:color w:val="4672C4"/>
-          <w:sz w:val="22"/>
-        </w:rPr>
-        <w:t>&gt;&gt; Section9b - Depenses non-alimentaires - 7 jours</w:t>
-      </w:r>
-    </w:p>
-    <w:p>
-      <w:pPr>
-        <w:ind w:left="283"/>
-      </w:pPr>
-      <w:r>
-        <w:rPr>
-          <w:sz w:val="20"/>
-        </w:rPr>
-        <w:t>- Peu plausible! le montant de la dépense pour Transport urbain en bus semble faible. Veuillez, s'il vous plaît, confirmer cette information avec le QG ou la corriger.</w:t>
-      </w:r>
-    </w:p>
-    <w:p>
-      <w:r>
-        <w:rPr>
-          <w:b/>
-          <w:color w:val="4672C4"/>
-          <w:sz w:val="22"/>
-        </w:rPr>
-        <w:t>&gt;&gt; Section9c - Depenses non-alimentaires - 30 jours</w:t>
-      </w:r>
-    </w:p>
-    <w:p>
-      <w:pPr>
-        <w:ind w:left="283"/>
-      </w:pPr>
-      <w:r>
-        <w:rPr>
-          <w:sz w:val="20"/>
-        </w:rPr>
-        <w:t>- La dernière fois que vous avez acheté Frais de coiffure homme et femme (salon, tressage, mèches, coupe, etc.), manucure, pédicure est salon de coifure et semble exister dans les modalités, prière de prendre attache avec le QG pour plus d'explication afin de la classer bien.</w:t>
+        <w:t>- Attention ! Le prix unitaire d'achat (1400 Fcfa) de Chocolat pâte à tartiner en Pot de 1 l (taille unique) est relativement faible par rapport aux autres prix observés dans cette zone. Prière de corriger ou de confirmer avec le QG. Attention ! Le prix unitaire d'achat (150 Fcfa) de Aubergine sauvage  en Pièce (Grand) est relativement élevé par rapport aux autres prix observés dans cette zone. Prière de corriger ou de confirmer avec le QG. Attention ! Le prix unitaire d'achat (1600 Fcfa) de Huile de palme raffinée en Litre (taille unique) est relativement élevé par rapport aux autres prix observés dans cette zone. Prière de corriger ou de confirmer avec le QG. Attention ! Le prix unitaire d'achat (200 Fcfa) de Manioc en tubercules en Morceau (Portion) (Moyen) est relativement élevé par rapport aux autres prix observés dans cette zone. Prière de corriger ou de confirmer avec le QG. Attention ! Soupçons de quantité anormale! Le ménage de ISSA MBENGUE avec une taille de 8 personnes a consommé 1.5 Kg en taille unique de Pâte d'arachide qui est relativement élevé comme consommation par rapport à la condition de vie des autres ménages de même taille dans cette zone. Prière de corriger ou de confirmer avec le QG.</w:t>
       </w:r>
     </w:p>
     <w:p>
@@ -7360,11 +6413,7 @@
         </w:rPr>
         <w:t xml:space="preserve">- Attention ! Appareil TV a été revendu à 250000 Fcfa qui est relativement élevé par rapport aux autres prix de revente observés dans cette zone. Prière de corriger ou de confirmer avec le QG. </w:t>
         <w:br/>
-        <w:t xml:space="preserve">- Attention ! Fer à repasser à charbon a été achété à 12000 Fcfa est relativement élevé par rapport aux autres prix d'achat observés dans cette zone. Prière de corriger ou de confirmer avec le QG. Attention ! Fer à repasser à charbon a été revendu à 10000 Fcfa qui est relativement élevé par rapport aux autres prix de revente observés dans cette zone. Prière de corriger ou de confirmer avec le QG. </w:t>
-        <w:br/>
-        <w:t xml:space="preserve">- Attention ! Téléphone portable a été achété à 200000 Fcfa est relativement élevé par rapport aux autres prix d'achat observés dans cette zone. Prière de corriger ou de confirmer avec le QG. Attention ! Téléphone portable a été revendu à 200000 Fcfa qui est relativement élevé par rapport aux autres prix de revente observés dans cette zone. Prière de corriger ou de confirmer avec le QG. </w:t>
-        <w:br/>
-        <w:t>- Attention ! Ventilateur sur pied a été revendu à 40000 Fcfa qui est relativement élevé par rapport aux autres prix de revente observés dans cette zone. Prière de corriger ou de confirmer avec le QG.</w:t>
+        <w:t>- Attention ! Téléphone portable a été achété à 200000 Fcfa est relativement élevé par rapport aux autres prix d'achat observés dans cette zone. Prière de corriger ou de confirmer avec le QG. Attention ! Téléphone portable a été revendu à 190000 Fcfa qui est relativement élevé par rapport aux autres prix de revente observés dans cette zone. Prière de corriger ou de confirmer avec le QG.</w:t>
       </w:r>
     </w:p>
     <w:p>
@@ -7731,6 +6780,27 @@
           <w:color w:val="4672C4"/>
           <w:sz w:val="22"/>
         </w:rPr>
+        <w:t>&gt;&gt; Section0 - Identification et renseignements de controle</w:t>
+      </w:r>
+    </w:p>
+    <w:p>
+      <w:pPr>
+        <w:ind w:left="283"/>
+      </w:pPr>
+      <w:r>
+        <w:rPr>
+          <w:sz w:val="20"/>
+        </w:rPr>
+        <w:t>- Le questionnaire semble ne pas être complètement fini mais le questionnaire est en statut complet, prière de compléter le questionnaire.</w:t>
+      </w:r>
+    </w:p>
+    <w:p>
+      <w:r>
+        <w:rPr>
+          <w:b/>
+          <w:color w:val="4672C4"/>
+          <w:sz w:val="22"/>
+        </w:rPr>
         <w:t>&gt;&gt; Section4b - Emploi - Activite principale</w:t>
       </w:r>
     </w:p>
@@ -7763,7 +6833,7 @@
         <w:rPr>
           <w:sz w:val="20"/>
         </w:rPr>
-        <w:t>- Attention ! Le prix unitaire d'achat (125 Fcfa) de Œufs frais en Pièce (taille unique) est relativement élevé par rapport aux autres prix observés dans cette zone. Prière de corriger ou de confirmer avec le QG. Attention ! Le prix unitaire d'achat (175 Fcfa) de Caramel, bonbons, confiseries, etc. en Sachets industriel (Tres petit) est relativement élevé par rapport aux autres prix observés dans cette zone. Prière de corriger ou de confirmer avec le QG. Attention ! Le prix unitaire d'achat (250 Fcfa) de Pamplemousse  en Pièce (Moyen) est relativement élevé par rapport aux autres prix observés dans cette zone. Prière de corriger ou de confirmer avec le QG. Attention ! Le prix unitaire d'achat (300 Fcfa) de Eau minérale/filtrée en bouteille importée en Bouteille 10l (taille unique) est relativement faible par rapport aux autres prix observés dans cette zone. Prière de corriger ou de confirmer avec le QG. Avertissement!! le prix unitaire (100 Fcfa) de Thé en sachet (unité: Sachets) de taille Tres petit est très faible ou élevé. Prière de corriger ou de confirmer avec le QG.</w:t>
+        <w:t>- Attention ! Le prix unitaire d'achat (125 Fcfa) de Œufs frais en Pièce (taille unique) est relativement élevé par rapport aux autres prix observés dans cette zone. Prière de corriger ou de confirmer avec le QG. Attention ! Le prix unitaire d'achat (175 Fcfa) de Caramel, bonbons, confiseries, etc. en Sachets industriel (Tres petit) est relativement élevé par rapport aux autres prix observés dans cette zone. Prière de corriger ou de confirmer avec le QG. Attention ! Le prix unitaire d'achat (300 Fcfa) de Eau minérale/filtrée en bouteille importée en Bouteille 10l (taille unique) est relativement faible par rapport aux autres prix observés dans cette zone. Prière de corriger ou de confirmer avec le QG. Avertissement!! le prix unitaire (100 Fcfa) de Thé en sachet (unité: Sachets) de taille Tres petit est très faible ou élevé. Prière de corriger ou de confirmer avec le QG.</w:t>
       </w:r>
     </w:p>
     <w:p>
